--- a/public/modelo/modelo.docx
+++ b/public/modelo/modelo.docx
@@ -33,7 +33,7 @@
         <w:tblBorders>
           <w:top w:val="single" w:sz="4" w:space="0" w:color="000000"/>
           <w:left w:val="single" w:sz="4" w:space="0" w:color="000000"/>
-          <w:bottom w:val="single" w:sz="4" w:space="0" w:color="000000"/>
+          <w:bottom w:val="single" w:sz="4" w:space="0" w:color="auto"/>
           <w:right w:val="single" w:sz="4" w:space="0" w:color="000000"/>
           <w:insideH w:val="single" w:sz="4" w:space="0" w:color="000000"/>
           <w:insideV w:val="single" w:sz="4" w:space="0" w:color="000000"/>
@@ -42,8 +42,7 @@
         <w:tblLook w:val="04A0"/>
       </w:tblPr>
       <w:tblGrid>
-        <w:gridCol w:w="6912"/>
-        <w:gridCol w:w="3735"/>
+        <w:gridCol w:w="10647"/>
       </w:tblGrid>
       <w:tr>
         <w:trPr>
@@ -52,10 +51,6 @@
         <w:tc>
           <w:tcPr>
             <w:tcW w:w="10647" w:type="dxa"/>
-            <w:gridSpan w:val="2"/>
-            <w:tcBorders>
-              <w:bottom w:val="single" w:sz="4" w:space="0" w:color="000000"/>
-            </w:tcBorders>
             <w:shd w:val="clear" w:color="auto" w:fill="E7E6E6"/>
           </w:tcPr>
           <w:p>
@@ -106,10 +101,6 @@
         <w:tc>
           <w:tcPr>
             <w:tcW w:w="10647" w:type="dxa"/>
-            <w:gridSpan w:val="2"/>
-            <w:tcBorders>
-              <w:bottom w:val="nil"/>
-            </w:tcBorders>
           </w:tcPr>
           <w:p>
             <w:pPr>
@@ -125,17 +116,23 @@
                 <w:b/>
                 <w:sz w:val="24"/>
               </w:rPr>
-              <w:t>Nome da Instituição: {nome_instituicao}</w:t>
-            </w:r>
-          </w:p>
-          <w:p>
-            <w:pPr>
+              <w:t xml:space="preserve">Nome da Instituição: </w:t>
+            </w:r>
+            <w:r>
+              <w:rPr>
+                <w:rFonts w:asciiTheme="minorHAnsi" w:hAnsiTheme="minorHAnsi" w:cstheme="minorHAnsi"/>
+                <w:sz w:val="24"/>
+              </w:rPr>
+              <w:t>{nome_instituicao}</w:t>
+            </w:r>
+            <w:r>
               <w:rPr>
                 <w:rFonts w:asciiTheme="minorHAnsi" w:hAnsiTheme="minorHAnsi" w:cstheme="minorHAnsi"/>
                 <w:b/>
                 <w:sz w:val="24"/>
               </w:rPr>
-            </w:pPr>
+              <w:t xml:space="preserve"> </w:t>
+            </w:r>
           </w:p>
           <w:p>
             <w:pPr>
@@ -151,43 +148,99 @@
                 <w:b/>
                 <w:sz w:val="24"/>
               </w:rPr>
-              <w:t>CEP: {cep}</w:t>
-            </w:r>
-          </w:p>
-          <w:p>
-            <w:pPr>
+              <w:t xml:space="preserve">Endereço: </w:t>
+            </w:r>
+            <w:r>
+              <w:rPr>
+                <w:rFonts w:asciiTheme="minorHAnsi" w:hAnsiTheme="minorHAnsi" w:cstheme="minorHAnsi"/>
+                <w:sz w:val="24"/>
+              </w:rPr>
+              <w:t>{endereco}</w:t>
+            </w:r>
+            <w:r>
+              <w:rPr>
+                <w:rFonts w:asciiTheme="minorHAnsi" w:hAnsiTheme="minorHAnsi" w:cstheme="minorHAnsi"/>
+                <w:sz w:val="24"/>
+              </w:rPr>
+              <w:t xml:space="preserve"> </w:t>
+            </w:r>
+          </w:p>
+          <w:p>
+            <w:pPr>
+              <w:rPr>
+                <w:rFonts w:asciiTheme="minorHAnsi" w:hAnsiTheme="minorHAnsi" w:cstheme="minorHAnsi"/>
+                <w:sz w:val="24"/>
+              </w:rPr>
+            </w:pPr>
+            <w:r>
               <w:rPr>
                 <w:rFonts w:asciiTheme="minorHAnsi" w:hAnsiTheme="minorHAnsi" w:cstheme="minorHAnsi"/>
                 <w:b/>
                 <w:sz w:val="24"/>
               </w:rPr>
-            </w:pPr>
-          </w:p>
-          <w:p>
-            <w:pPr>
+              <w:t xml:space="preserve">Cidade: </w:t>
+            </w:r>
+            <w:r>
+              <w:rPr>
+                <w:rFonts w:asciiTheme="minorHAnsi" w:hAnsiTheme="minorHAnsi" w:cstheme="minorHAnsi"/>
+                <w:sz w:val="24"/>
+              </w:rPr>
+              <w:t>{cidade}</w:t>
+            </w:r>
+            <w:r>
+              <w:rPr>
+                <w:rFonts w:asciiTheme="minorHAnsi" w:hAnsiTheme="minorHAnsi" w:cstheme="minorHAnsi"/>
+                <w:sz w:val="24"/>
+              </w:rPr>
+              <w:t xml:space="preserve"> </w:t>
+            </w:r>
+          </w:p>
+          <w:p>
+            <w:pPr>
+              <w:rPr>
+                <w:rFonts w:asciiTheme="minorHAnsi" w:hAnsiTheme="minorHAnsi" w:cstheme="minorHAnsi"/>
+                <w:sz w:val="24"/>
+              </w:rPr>
+            </w:pPr>
+            <w:r>
               <w:rPr>
                 <w:rFonts w:asciiTheme="minorHAnsi" w:hAnsiTheme="minorHAnsi" w:cstheme="minorHAnsi"/>
                 <w:b/>
                 <w:sz w:val="24"/>
               </w:rPr>
-            </w:pPr>
-            <w:r>
+              <w:t xml:space="preserve">CEP: </w:t>
+            </w:r>
+            <w:r>
+              <w:rPr>
+                <w:rFonts w:asciiTheme="minorHAnsi" w:hAnsiTheme="minorHAnsi" w:cstheme="minorHAnsi"/>
+                <w:sz w:val="24"/>
+              </w:rPr>
+              <w:t>{cep}</w:t>
+            </w:r>
+          </w:p>
+          <w:p>
+            <w:pPr>
               <w:rPr>
                 <w:rFonts w:asciiTheme="minorHAnsi" w:hAnsiTheme="minorHAnsi" w:cstheme="minorHAnsi"/>
                 <w:b/>
                 <w:sz w:val="24"/>
               </w:rPr>
-              <w:t>Endereço: {endereco}</w:t>
-            </w:r>
-          </w:p>
-          <w:p>
-            <w:pPr>
+            </w:pPr>
+            <w:r>
               <w:rPr>
                 <w:rFonts w:asciiTheme="minorHAnsi" w:hAnsiTheme="minorHAnsi" w:cstheme="minorHAnsi"/>
                 <w:b/>
                 <w:sz w:val="24"/>
               </w:rPr>
-            </w:pPr>
+              <w:t xml:space="preserve">Estado: </w:t>
+            </w:r>
+            <w:r>
+              <w:rPr>
+                <w:rFonts w:asciiTheme="minorHAnsi" w:hAnsiTheme="minorHAnsi" w:cstheme="minorHAnsi"/>
+                <w:sz w:val="24"/>
+              </w:rPr>
+              <w:t>{estado}</w:t>
+            </w:r>
           </w:p>
           <w:p>
             <w:pPr>
@@ -203,17 +256,23 @@
                 <w:b/>
                 <w:sz w:val="24"/>
               </w:rPr>
-              <w:t>Cidade: {cidade}</w:t>
-            </w:r>
-          </w:p>
-          <w:p>
-            <w:pPr>
+              <w:t xml:space="preserve">Responsável da Instituição: </w:t>
+            </w:r>
+            <w:r>
+              <w:rPr>
+                <w:rFonts w:asciiTheme="minorHAnsi" w:hAnsiTheme="minorHAnsi" w:cstheme="minorHAnsi"/>
+                <w:sz w:val="24"/>
+              </w:rPr>
+              <w:t>{responsavel}</w:t>
+            </w:r>
+            <w:r>
               <w:rPr>
                 <w:rFonts w:asciiTheme="minorHAnsi" w:hAnsiTheme="minorHAnsi" w:cstheme="minorHAnsi"/>
                 <w:b/>
                 <w:sz w:val="24"/>
               </w:rPr>
-            </w:pPr>
+              <w:t xml:space="preserve"> </w:t>
+            </w:r>
           </w:p>
           <w:p>
             <w:pPr>
@@ -229,17 +288,38 @@
                 <w:b/>
                 <w:sz w:val="24"/>
               </w:rPr>
-              <w:t>Estado: {estado}</w:t>
-            </w:r>
-          </w:p>
-          <w:p>
-            <w:pPr>
+              <w:t xml:space="preserve">Nome do Técnico Avaliado: </w:t>
+            </w:r>
+            <w:r>
+              <w:rPr>
+                <w:rFonts w:asciiTheme="minorHAnsi" w:hAnsiTheme="minorHAnsi" w:cstheme="minorHAnsi"/>
+                <w:sz w:val="24"/>
+              </w:rPr>
+              <w:t>{tecnico}</w:t>
+            </w:r>
+          </w:p>
+          <w:p>
+            <w:pPr>
+              <w:rPr>
+                <w:rFonts w:asciiTheme="minorHAnsi" w:hAnsiTheme="minorHAnsi" w:cstheme="minorHAnsi"/>
+                <w:sz w:val="24"/>
+              </w:rPr>
+            </w:pPr>
+            <w:r>
               <w:rPr>
                 <w:rFonts w:asciiTheme="minorHAnsi" w:hAnsiTheme="minorHAnsi" w:cstheme="minorHAnsi"/>
                 <w:b/>
                 <w:sz w:val="24"/>
               </w:rPr>
-            </w:pPr>
+              <w:t xml:space="preserve">Nome do Aplicador: </w:t>
+            </w:r>
+            <w:r>
+              <w:rPr>
+                <w:rFonts w:asciiTheme="minorHAnsi" w:hAnsiTheme="minorHAnsi" w:cstheme="minorHAnsi"/>
+                <w:sz w:val="24"/>
+              </w:rPr>
+              <w:t>{aplicador}</w:t>
+            </w:r>
           </w:p>
           <w:p>
             <w:pPr>
@@ -255,282 +335,15 @@
                 <w:b/>
                 <w:sz w:val="24"/>
               </w:rPr>
-              <w:t>Responsável da Instituição: {responsavel}</w:t>
-            </w:r>
-          </w:p>
-          <w:p>
-            <w:pPr>
+              <w:t xml:space="preserve">Data: </w:t>
+            </w:r>
+            <w:r>
               <w:rPr>
                 <w:rFonts w:asciiTheme="minorHAnsi" w:hAnsiTheme="minorHAnsi" w:cstheme="minorHAnsi"/>
-                <w:b/>
                 <w:sz w:val="24"/>
               </w:rPr>
-            </w:pPr>
-          </w:p>
-          <w:p>
-            <w:pPr>
-              <w:rPr>
-                <w:rFonts w:asciiTheme="minorHAnsi" w:hAnsiTheme="minorHAnsi" w:cstheme="minorHAnsi"/>
-                <w:b/>
-                <w:sz w:val="24"/>
-              </w:rPr>
-            </w:pPr>
-            <w:r>
-              <w:rPr>
-                <w:rFonts w:asciiTheme="minorHAnsi" w:hAnsiTheme="minorHAnsi" w:cstheme="minorHAnsi"/>
-                <w:b/>
-                <w:sz w:val="24"/>
-              </w:rPr>
-              <w:t>Data: {data}</w:t>
-            </w:r>
-          </w:p>
-          <w:p>
-            <w:pPr>
-              <w:rPr>
-                <w:rFonts w:asciiTheme="minorHAnsi" w:hAnsiTheme="minorHAnsi" w:cstheme="minorHAnsi"/>
-                <w:b/>
-                <w:sz w:val="24"/>
-              </w:rPr>
-            </w:pPr>
-          </w:p>
-          <w:p>
-            <w:pPr>
-              <w:rPr>
-                <w:rFonts w:asciiTheme="minorHAnsi" w:hAnsiTheme="minorHAnsi" w:cstheme="minorHAnsi"/>
-                <w:b/>
-                <w:sz w:val="24"/>
-              </w:rPr>
-            </w:pPr>
-            <w:r>
-              <w:rPr>
-                <w:rFonts w:asciiTheme="minorHAnsi" w:hAnsiTheme="minorHAnsi" w:cstheme="minorHAnsi"/>
-                <w:b/>
-                <w:sz w:val="24"/>
-              </w:rPr>
-              <w:t>Nome do Técnico Avaliado: {tecnico}</w:t>
-            </w:r>
-          </w:p>
-          <w:p>
-            <w:pPr>
-              <w:rPr>
-                <w:rFonts w:asciiTheme="minorHAnsi" w:hAnsiTheme="minorHAnsi" w:cstheme="minorHAnsi"/>
-                <w:b/>
-                <w:sz w:val="24"/>
-              </w:rPr>
-            </w:pPr>
-          </w:p>
-          <w:p>
-            <w:pPr>
-              <w:rPr>
-                <w:rFonts w:asciiTheme="minorHAnsi" w:hAnsiTheme="minorHAnsi" w:cstheme="minorHAnsi"/>
-                <w:b/>
-                <w:sz w:val="24"/>
-              </w:rPr>
-            </w:pPr>
-            <w:r>
-              <w:rPr>
-                <w:rFonts w:asciiTheme="minorHAnsi" w:hAnsiTheme="minorHAnsi" w:cstheme="minorHAnsi"/>
-                <w:b/>
-                <w:sz w:val="24"/>
-              </w:rPr>
-              <w:t>Nome do Aplicador: {aplicador}</w:t>
-            </w:r>
-          </w:p>
-        </w:tc>
-      </w:tr>
-      <w:tr>
-        <w:trPr>
-          <w:trHeight w:val="240"/>
-        </w:trPr>
-        <w:tc>
-          <w:tcPr>
-            <w:tcW w:w="6912" w:type="dxa"/>
-            <w:tcBorders>
-              <w:top w:val="nil"/>
-              <w:bottom w:val="nil"/>
-              <w:right w:val="nil"/>
-            </w:tcBorders>
-          </w:tcPr>
-          <w:p>
-            <w:pPr>
-              <w:rPr>
-                <w:rFonts w:asciiTheme="minorHAnsi" w:hAnsiTheme="minorHAnsi" w:cstheme="minorHAnsi"/>
-                <w:b/>
-                <w:sz w:val="24"/>
-              </w:rPr>
-            </w:pPr>
-          </w:p>
-        </w:tc>
-        <w:tc>
-          <w:tcPr>
-            <w:tcW w:w="3735" w:type="dxa"/>
-            <w:tcBorders>
-              <w:top w:val="nil"/>
-              <w:left w:val="nil"/>
-              <w:bottom w:val="nil"/>
-            </w:tcBorders>
-          </w:tcPr>
-          <w:p>
-            <w:pPr>
-              <w:rPr>
-                <w:rFonts w:asciiTheme="minorHAnsi" w:hAnsiTheme="minorHAnsi" w:cstheme="minorHAnsi"/>
-                <w:b/>
-                <w:sz w:val="24"/>
-              </w:rPr>
-            </w:pPr>
-          </w:p>
-        </w:tc>
-      </w:tr>
-      <w:tr>
-        <w:trPr>
-          <w:trHeight w:val="240"/>
-        </w:trPr>
-        <w:tc>
-          <w:tcPr>
-            <w:tcW w:w="6912" w:type="dxa"/>
-            <w:tcBorders>
-              <w:top w:val="nil"/>
-              <w:bottom w:val="nil"/>
-              <w:right w:val="nil"/>
-            </w:tcBorders>
-          </w:tcPr>
-          <w:p>
-            <w:pPr>
-              <w:rPr>
-                <w:rFonts w:asciiTheme="minorHAnsi" w:hAnsiTheme="minorHAnsi" w:cstheme="minorHAnsi"/>
-                <w:b/>
-                <w:sz w:val="24"/>
-              </w:rPr>
-            </w:pPr>
-          </w:p>
-        </w:tc>
-        <w:tc>
-          <w:tcPr>
-            <w:tcW w:w="3735" w:type="dxa"/>
-            <w:tcBorders>
-              <w:top w:val="nil"/>
-              <w:left w:val="nil"/>
-              <w:bottom w:val="nil"/>
-            </w:tcBorders>
-          </w:tcPr>
-          <w:p>
-            <w:pPr>
-              <w:rPr>
-                <w:rFonts w:asciiTheme="minorHAnsi" w:hAnsiTheme="minorHAnsi" w:cstheme="minorHAnsi"/>
-                <w:b/>
-                <w:sz w:val="24"/>
-              </w:rPr>
-            </w:pPr>
-          </w:p>
-        </w:tc>
-      </w:tr>
-      <w:tr>
-        <w:trPr>
-          <w:trHeight w:val="240"/>
-        </w:trPr>
-        <w:tc>
-          <w:tcPr>
-            <w:tcW w:w="6912" w:type="dxa"/>
-            <w:tcBorders>
-              <w:top w:val="nil"/>
-              <w:bottom w:val="nil"/>
-              <w:right w:val="nil"/>
-            </w:tcBorders>
-          </w:tcPr>
-          <w:p>
-            <w:pPr>
-              <w:rPr>
-                <w:rFonts w:asciiTheme="minorHAnsi" w:hAnsiTheme="minorHAnsi" w:cstheme="minorHAnsi"/>
-                <w:b/>
-                <w:sz w:val="24"/>
-              </w:rPr>
-            </w:pPr>
-          </w:p>
-        </w:tc>
-        <w:tc>
-          <w:tcPr>
-            <w:tcW w:w="3735" w:type="dxa"/>
-            <w:tcBorders>
-              <w:top w:val="nil"/>
-              <w:left w:val="nil"/>
-              <w:bottom w:val="nil"/>
-            </w:tcBorders>
-          </w:tcPr>
-          <w:p>
-            <w:pPr>
-              <w:rPr>
-                <w:rFonts w:asciiTheme="minorHAnsi" w:hAnsiTheme="minorHAnsi" w:cstheme="minorHAnsi"/>
-                <w:b/>
-                <w:sz w:val="24"/>
-              </w:rPr>
-            </w:pPr>
-          </w:p>
-        </w:tc>
-      </w:tr>
-      <w:tr>
-        <w:trPr>
-          <w:trHeight w:val="240"/>
-        </w:trPr>
-        <w:tc>
-          <w:tcPr>
-            <w:tcW w:w="6912" w:type="dxa"/>
-            <w:tcBorders>
-              <w:top w:val="nil"/>
-              <w:bottom w:val="nil"/>
-              <w:right w:val="nil"/>
-            </w:tcBorders>
-          </w:tcPr>
-          <w:p>
-            <w:pPr>
-              <w:rPr>
-                <w:rFonts w:asciiTheme="minorHAnsi" w:hAnsiTheme="minorHAnsi" w:cstheme="minorHAnsi"/>
-                <w:b/>
-                <w:sz w:val="24"/>
-              </w:rPr>
-            </w:pPr>
-          </w:p>
-        </w:tc>
-        <w:tc>
-          <w:tcPr>
-            <w:tcW w:w="3735" w:type="dxa"/>
-            <w:tcBorders>
-              <w:top w:val="nil"/>
-              <w:left w:val="nil"/>
-              <w:bottom w:val="nil"/>
-            </w:tcBorders>
-          </w:tcPr>
-          <w:p>
-            <w:pPr>
-              <w:rPr>
-                <w:rFonts w:asciiTheme="minorHAnsi" w:hAnsiTheme="minorHAnsi" w:cstheme="minorHAnsi"/>
-                <w:b/>
-                <w:sz w:val="24"/>
-              </w:rPr>
-            </w:pPr>
-          </w:p>
-        </w:tc>
-      </w:tr>
-      <w:tr>
-        <w:trPr>
-          <w:trHeight w:val="240"/>
-        </w:trPr>
-        <w:tc>
-          <w:tcPr>
-            <w:tcW w:w="10647" w:type="dxa"/>
-            <w:gridSpan w:val="2"/>
-            <w:tcBorders>
-              <w:top w:val="nil"/>
-              <w:bottom w:val="single" w:sz="4" w:space="0" w:color="auto"/>
-            </w:tcBorders>
-          </w:tcPr>
-          <w:p>
-            <w:pPr>
-              <w:rPr>
-                <w:rFonts w:asciiTheme="minorHAnsi" w:hAnsiTheme="minorHAnsi" w:cstheme="minorHAnsi"/>
-                <w:b/>
-                <w:sz w:val="24"/>
-              </w:rPr>
-            </w:pPr>
+              <w:t>{data}</w:t>
+            </w:r>
           </w:p>
         </w:tc>
       </w:tr>
@@ -579,6 +392,7 @@
         <w:tc>
           <w:tcPr>
             <w:tcW w:w="521" w:type="dxa"/>
+            <w:vAlign w:val="center"/>
           </w:tcPr>
           <w:p>
             <w:pPr>
@@ -588,6 +402,13 @@
                 <w:sz w:val="18"/>
               </w:rPr>
             </w:pPr>
+            <w:r>
+              <w:rPr>
+                <w:b/>
+                <w:sz w:val="18"/>
+              </w:rPr>
+              <w:t>Nº</w:t>
+            </w:r>
           </w:p>
         </w:tc>
         <w:tc>
@@ -749,6 +570,7 @@
         <w:tc>
           <w:tcPr>
             <w:tcW w:w="521" w:type="dxa"/>
+            <w:vAlign w:val="center"/>
           </w:tcPr>
           <w:p>
             <w:pPr>
@@ -771,10 +593,12 @@
         <w:tc>
           <w:tcPr>
             <w:tcW w:w="4536" w:type="dxa"/>
+            <w:vAlign w:val="center"/>
           </w:tcPr>
           <w:p>
             <w:pPr>
               <w:spacing w:before="120" w:after="0" w:line="276" w:lineRule="auto"/>
+              <w:jc w:val="center"/>
               <w:rPr>
                 <w:rFonts w:ascii="Arial" w:hAnsi="Arial" w:cs="Arial"/>
                 <w:sz w:val="20"/>
@@ -847,6 +671,7 @@
         <w:tc>
           <w:tcPr>
             <w:tcW w:w="521" w:type="dxa"/>
+            <w:vAlign w:val="center"/>
           </w:tcPr>
           <w:p>
             <w:pPr>
@@ -876,6 +701,7 @@
         <w:tc>
           <w:tcPr>
             <w:tcW w:w="4536" w:type="dxa"/>
+            <w:vAlign w:val="center"/>
           </w:tcPr>
           <w:p>
             <w:pPr>
@@ -883,6 +709,7 @@
                 <w:tab w:val="left" w:pos="1170"/>
               </w:tabs>
               <w:spacing w:before="120" w:after="0" w:line="276" w:lineRule="auto"/>
+              <w:jc w:val="center"/>
               <w:rPr>
                 <w:rFonts w:ascii="Arial" w:hAnsi="Arial" w:cs="Arial"/>
                 <w:sz w:val="20"/>
@@ -896,14 +723,6 @@
                 <w:szCs w:val="20"/>
               </w:rPr>
               <w:t>O técnico faz uso de avental?</w:t>
-            </w:r>
-            <w:r>
-              <w:rPr>
-                <w:rFonts w:ascii="Arial" w:hAnsi="Arial" w:cs="Arial"/>
-                <w:sz w:val="20"/>
-                <w:szCs w:val="20"/>
-              </w:rPr>
-              <w:t xml:space="preserve"> </w:t>
             </w:r>
           </w:p>
         </w:tc>
@@ -947,6 +766,7 @@
         <w:tc>
           <w:tcPr>
             <w:tcW w:w="521" w:type="dxa"/>
+            <w:vAlign w:val="center"/>
           </w:tcPr>
           <w:p>
             <w:pPr>
@@ -969,6 +789,7 @@
         <w:tc>
           <w:tcPr>
             <w:tcW w:w="4536" w:type="dxa"/>
+            <w:vAlign w:val="center"/>
           </w:tcPr>
           <w:p>
             <w:pPr>
@@ -976,6 +797,7 @@
                 <w:tab w:val="left" w:pos="1170"/>
               </w:tabs>
               <w:spacing w:before="120" w:after="0" w:line="276" w:lineRule="auto"/>
+              <w:jc w:val="center"/>
               <w:rPr>
                 <w:rFonts w:ascii="Arial" w:hAnsi="Arial" w:cs="Arial"/>
                 <w:sz w:val="20"/>
@@ -1050,6 +872,7 @@
         <w:tc>
           <w:tcPr>
             <w:tcW w:w="521" w:type="dxa"/>
+            <w:vAlign w:val="center"/>
           </w:tcPr>
           <w:p>
             <w:pPr>
@@ -1072,6 +895,7 @@
         <w:tc>
           <w:tcPr>
             <w:tcW w:w="4536" w:type="dxa"/>
+            <w:vAlign w:val="center"/>
           </w:tcPr>
           <w:p>
             <w:pPr>
@@ -1079,6 +903,7 @@
                 <w:tab w:val="left" w:pos="1170"/>
               </w:tabs>
               <w:spacing w:before="120" w:after="0" w:line="276" w:lineRule="auto"/>
+              <w:jc w:val="center"/>
               <w:rPr>
                 <w:rFonts w:ascii="Arial" w:hAnsi="Arial" w:cs="Arial"/>
                 <w:sz w:val="20"/>
@@ -1153,6 +978,7 @@
         <w:tc>
           <w:tcPr>
             <w:tcW w:w="521" w:type="dxa"/>
+            <w:vAlign w:val="center"/>
           </w:tcPr>
           <w:p>
             <w:pPr>
@@ -1168,7 +994,6 @@
                 <w:sz w:val="20"/>
                 <w:szCs w:val="20"/>
               </w:rPr>
-              <w:lastRenderedPageBreak/>
               <w:t>5.</w:t>
             </w:r>
           </w:p>
@@ -1176,6 +1001,7 @@
         <w:tc>
           <w:tcPr>
             <w:tcW w:w="4536" w:type="dxa"/>
+            <w:vAlign w:val="center"/>
           </w:tcPr>
           <w:p>
             <w:pPr>
@@ -1183,6 +1009,7 @@
                 <w:tab w:val="left" w:pos="1170"/>
               </w:tabs>
               <w:spacing w:before="120" w:after="0" w:line="276" w:lineRule="auto"/>
+              <w:jc w:val="center"/>
               <w:rPr>
                 <w:rFonts w:ascii="Arial" w:hAnsi="Arial" w:cs="Arial"/>
                 <w:sz w:val="20"/>
@@ -1257,6 +1084,7 @@
         <w:tc>
           <w:tcPr>
             <w:tcW w:w="521" w:type="dxa"/>
+            <w:vAlign w:val="center"/>
           </w:tcPr>
           <w:p>
             <w:pPr>
@@ -1272,13 +1100,14 @@
                 <w:sz w:val="20"/>
                 <w:szCs w:val="20"/>
               </w:rPr>
-              <w:t xml:space="preserve">6. </w:t>
+              <w:t>6.</w:t>
             </w:r>
           </w:p>
         </w:tc>
         <w:tc>
           <w:tcPr>
             <w:tcW w:w="4536" w:type="dxa"/>
+            <w:vAlign w:val="center"/>
           </w:tcPr>
           <w:p>
             <w:pPr>
@@ -1286,6 +1115,7 @@
                 <w:tab w:val="left" w:pos="1170"/>
               </w:tabs>
               <w:spacing w:before="120" w:after="0" w:line="276" w:lineRule="auto"/>
+              <w:jc w:val="center"/>
               <w:rPr>
                 <w:rFonts w:ascii="Arial" w:hAnsi="Arial" w:cs="Arial"/>
                 <w:sz w:val="20"/>
@@ -1360,6 +1190,7 @@
         <w:tc>
           <w:tcPr>
             <w:tcW w:w="521" w:type="dxa"/>
+            <w:vAlign w:val="center"/>
           </w:tcPr>
           <w:p>
             <w:pPr>
@@ -1382,6 +1213,7 @@
         <w:tc>
           <w:tcPr>
             <w:tcW w:w="4536" w:type="dxa"/>
+            <w:vAlign w:val="center"/>
           </w:tcPr>
           <w:p>
             <w:pPr>
@@ -1389,6 +1221,7 @@
                 <w:tab w:val="left" w:pos="1170"/>
               </w:tabs>
               <w:spacing w:before="120" w:after="0" w:line="276" w:lineRule="auto"/>
+              <w:jc w:val="center"/>
               <w:rPr>
                 <w:rFonts w:ascii="Arial" w:hAnsi="Arial" w:cs="Arial"/>
                 <w:sz w:val="20"/>
@@ -1463,6 +1296,7 @@
         <w:tc>
           <w:tcPr>
             <w:tcW w:w="521" w:type="dxa"/>
+            <w:vAlign w:val="center"/>
           </w:tcPr>
           <w:p>
             <w:pPr>
@@ -1485,6 +1319,7 @@
         <w:tc>
           <w:tcPr>
             <w:tcW w:w="4536" w:type="dxa"/>
+            <w:vAlign w:val="center"/>
           </w:tcPr>
           <w:p>
             <w:pPr>
@@ -1492,6 +1327,7 @@
                 <w:tab w:val="left" w:pos="1170"/>
               </w:tabs>
               <w:spacing w:before="120" w:after="0" w:line="276" w:lineRule="auto"/>
+              <w:jc w:val="center"/>
               <w:rPr>
                 <w:rFonts w:ascii="Arial" w:hAnsi="Arial" w:cs="Arial"/>
                 <w:sz w:val="20"/>
@@ -1566,6 +1402,7 @@
         <w:tc>
           <w:tcPr>
             <w:tcW w:w="521" w:type="dxa"/>
+            <w:vAlign w:val="center"/>
           </w:tcPr>
           <w:p>
             <w:pPr>
@@ -1588,6 +1425,7 @@
         <w:tc>
           <w:tcPr>
             <w:tcW w:w="4536" w:type="dxa"/>
+            <w:vAlign w:val="center"/>
           </w:tcPr>
           <w:p>
             <w:pPr>
@@ -1595,6 +1433,7 @@
                 <w:tab w:val="left" w:pos="1170"/>
               </w:tabs>
               <w:spacing w:before="120" w:after="0" w:line="276" w:lineRule="auto"/>
+              <w:jc w:val="center"/>
               <w:rPr>
                 <w:rFonts w:ascii="Arial" w:hAnsi="Arial" w:cs="Arial"/>
                 <w:sz w:val="20"/>
@@ -1669,6 +1508,7 @@
         <w:tc>
           <w:tcPr>
             <w:tcW w:w="521" w:type="dxa"/>
+            <w:vAlign w:val="center"/>
           </w:tcPr>
           <w:p>
             <w:pPr>
@@ -1691,6 +1531,7 @@
         <w:tc>
           <w:tcPr>
             <w:tcW w:w="4536" w:type="dxa"/>
+            <w:vAlign w:val="center"/>
           </w:tcPr>
           <w:p>
             <w:pPr>
@@ -1698,6 +1539,7 @@
                 <w:tab w:val="left" w:pos="1170"/>
               </w:tabs>
               <w:spacing w:before="120" w:after="0" w:line="276" w:lineRule="auto"/>
+              <w:jc w:val="center"/>
               <w:rPr>
                 <w:rFonts w:ascii="Arial" w:hAnsi="Arial" w:cs="Arial"/>
                 <w:sz w:val="20"/>
@@ -1772,6 +1614,7 @@
         <w:tc>
           <w:tcPr>
             <w:tcW w:w="521" w:type="dxa"/>
+            <w:vAlign w:val="center"/>
           </w:tcPr>
           <w:p>
             <w:pPr>
@@ -1794,6 +1637,7 @@
         <w:tc>
           <w:tcPr>
             <w:tcW w:w="4536" w:type="dxa"/>
+            <w:vAlign w:val="center"/>
           </w:tcPr>
           <w:p>
             <w:pPr>
@@ -1801,6 +1645,7 @@
                 <w:tab w:val="left" w:pos="1170"/>
               </w:tabs>
               <w:spacing w:before="120" w:after="0" w:line="276" w:lineRule="auto"/>
+              <w:jc w:val="center"/>
               <w:rPr>
                 <w:rFonts w:ascii="Arial" w:hAnsi="Arial" w:cs="Arial"/>
                 <w:sz w:val="20"/>
@@ -1875,6 +1720,7 @@
         <w:tc>
           <w:tcPr>
             <w:tcW w:w="521" w:type="dxa"/>
+            <w:vAlign w:val="center"/>
           </w:tcPr>
           <w:p>
             <w:pPr>
@@ -1897,6 +1743,7 @@
         <w:tc>
           <w:tcPr>
             <w:tcW w:w="4536" w:type="dxa"/>
+            <w:vAlign w:val="center"/>
           </w:tcPr>
           <w:p>
             <w:pPr>
@@ -1904,6 +1751,7 @@
                 <w:tab w:val="left" w:pos="1170"/>
               </w:tabs>
               <w:spacing w:before="120" w:after="0" w:line="276" w:lineRule="auto"/>
+              <w:jc w:val="center"/>
               <w:rPr>
                 <w:rFonts w:ascii="Arial" w:hAnsi="Arial" w:cs="Arial"/>
                 <w:sz w:val="20"/>
@@ -1986,6 +1834,7 @@
         <w:tc>
           <w:tcPr>
             <w:tcW w:w="521" w:type="dxa"/>
+            <w:vAlign w:val="center"/>
           </w:tcPr>
           <w:p>
             <w:pPr>
@@ -2001,13 +1850,14 @@
                 <w:sz w:val="20"/>
                 <w:szCs w:val="20"/>
               </w:rPr>
-              <w:t xml:space="preserve">13. </w:t>
+              <w:t>13.</w:t>
             </w:r>
           </w:p>
         </w:tc>
         <w:tc>
           <w:tcPr>
             <w:tcW w:w="4536" w:type="dxa"/>
+            <w:vAlign w:val="center"/>
           </w:tcPr>
           <w:p>
             <w:pPr>
@@ -2015,6 +1865,7 @@
                 <w:tab w:val="left" w:pos="1170"/>
               </w:tabs>
               <w:spacing w:before="120" w:after="0" w:line="276" w:lineRule="auto"/>
+              <w:jc w:val="center"/>
               <w:rPr>
                 <w:rFonts w:ascii="Arial" w:hAnsi="Arial" w:cs="Arial"/>
                 <w:sz w:val="20"/>
@@ -2110,6 +1961,7 @@
                 <w:sz w:val="20"/>
                 <w:szCs w:val="20"/>
               </w:rPr>
+              <w:lastRenderedPageBreak/>
               <w:t>Plataforma de Exames</w:t>
             </w:r>
           </w:p>
@@ -2122,6 +1974,7 @@
         <w:tc>
           <w:tcPr>
             <w:tcW w:w="521" w:type="dxa"/>
+            <w:vAlign w:val="center"/>
           </w:tcPr>
           <w:p>
             <w:pPr>
@@ -2144,10 +1997,12 @@
         <w:tc>
           <w:tcPr>
             <w:tcW w:w="4536" w:type="dxa"/>
+            <w:vAlign w:val="center"/>
           </w:tcPr>
           <w:p>
             <w:pPr>
               <w:spacing w:before="120" w:after="0" w:line="276" w:lineRule="auto"/>
+              <w:jc w:val="center"/>
               <w:rPr>
                 <w:sz w:val="20"/>
                 <w:szCs w:val="20"/>
@@ -2203,6 +2058,7 @@
         <w:tc>
           <w:tcPr>
             <w:tcW w:w="521" w:type="dxa"/>
+            <w:vAlign w:val="center"/>
           </w:tcPr>
           <w:p>
             <w:pPr>
@@ -2225,10 +2081,12 @@
         <w:tc>
           <w:tcPr>
             <w:tcW w:w="4536" w:type="dxa"/>
+            <w:vAlign w:val="center"/>
           </w:tcPr>
           <w:p>
             <w:pPr>
               <w:spacing w:before="120" w:after="0" w:line="276" w:lineRule="auto"/>
+              <w:jc w:val="center"/>
               <w:rPr>
                 <w:sz w:val="20"/>
                 <w:szCs w:val="20"/>
@@ -2241,14 +2099,6 @@
                 <w:szCs w:val="20"/>
               </w:rPr>
               <w:t>O técnico tem conhecimento de manobras a serem evitadas a fim de minimizar exames duplicados?</w:t>
-            </w:r>
-            <w:r>
-              <w:rPr>
-                <w:rFonts w:ascii="Arial" w:hAnsi="Arial" w:cs="Arial"/>
-                <w:sz w:val="20"/>
-                <w:szCs w:val="20"/>
-              </w:rPr>
-              <w:t xml:space="preserve"> </w:t>
             </w:r>
           </w:p>
         </w:tc>
@@ -2292,6 +2142,7 @@
         <w:tc>
           <w:tcPr>
             <w:tcW w:w="521" w:type="dxa"/>
+            <w:vAlign w:val="center"/>
           </w:tcPr>
           <w:p>
             <w:pPr>
@@ -2314,10 +2165,12 @@
         <w:tc>
           <w:tcPr>
             <w:tcW w:w="4536" w:type="dxa"/>
+            <w:vAlign w:val="center"/>
           </w:tcPr>
           <w:p>
             <w:pPr>
               <w:spacing w:before="120" w:after="0" w:line="276" w:lineRule="auto"/>
+              <w:jc w:val="center"/>
               <w:rPr>
                 <w:rFonts w:ascii="Arial" w:hAnsi="Arial" w:cs="Arial"/>
                 <w:sz w:val="20"/>
@@ -2374,6 +2227,7 @@
         <w:tc>
           <w:tcPr>
             <w:tcW w:w="521" w:type="dxa"/>
+            <w:vAlign w:val="center"/>
           </w:tcPr>
           <w:p>
             <w:pPr>
@@ -2396,10 +2250,12 @@
         <w:tc>
           <w:tcPr>
             <w:tcW w:w="4536" w:type="dxa"/>
+            <w:vAlign w:val="center"/>
           </w:tcPr>
           <w:p>
             <w:pPr>
               <w:spacing w:before="120" w:after="0" w:line="276" w:lineRule="auto"/>
+              <w:jc w:val="center"/>
               <w:rPr>
                 <w:rFonts w:ascii="Arial" w:hAnsi="Arial" w:cs="Arial"/>
                 <w:sz w:val="20"/>
@@ -2456,6 +2312,7 @@
         <w:tc>
           <w:tcPr>
             <w:tcW w:w="521" w:type="dxa"/>
+            <w:vAlign w:val="center"/>
           </w:tcPr>
           <w:p>
             <w:pPr>
@@ -2478,10 +2335,12 @@
         <w:tc>
           <w:tcPr>
             <w:tcW w:w="4536" w:type="dxa"/>
+            <w:vAlign w:val="center"/>
           </w:tcPr>
           <w:p>
             <w:pPr>
               <w:spacing w:before="120" w:after="0" w:line="276" w:lineRule="auto"/>
+              <w:jc w:val="center"/>
               <w:rPr>
                 <w:rFonts w:ascii="Arial" w:hAnsi="Arial" w:cs="Arial"/>
                 <w:sz w:val="20"/>
@@ -2538,6 +2397,7 @@
         <w:tc>
           <w:tcPr>
             <w:tcW w:w="521" w:type="dxa"/>
+            <w:vAlign w:val="center"/>
           </w:tcPr>
           <w:p>
             <w:pPr>
@@ -2560,10 +2420,12 @@
         <w:tc>
           <w:tcPr>
             <w:tcW w:w="4536" w:type="dxa"/>
+            <w:vAlign w:val="center"/>
           </w:tcPr>
           <w:p>
             <w:pPr>
               <w:spacing w:before="120" w:after="0" w:line="276" w:lineRule="auto"/>
+              <w:jc w:val="center"/>
               <w:rPr>
                 <w:rFonts w:ascii="Arial" w:hAnsi="Arial" w:cs="Arial"/>
                 <w:sz w:val="20"/>
@@ -2620,6 +2482,7 @@
         <w:tc>
           <w:tcPr>
             <w:tcW w:w="521" w:type="dxa"/>
+            <w:vAlign w:val="center"/>
           </w:tcPr>
           <w:p>
             <w:pPr>
@@ -2642,10 +2505,12 @@
         <w:tc>
           <w:tcPr>
             <w:tcW w:w="4536" w:type="dxa"/>
+            <w:vAlign w:val="center"/>
           </w:tcPr>
           <w:p>
             <w:pPr>
               <w:spacing w:before="120" w:after="0" w:line="276" w:lineRule="auto"/>
+              <w:jc w:val="center"/>
               <w:rPr>
                 <w:rFonts w:ascii="Arial" w:hAnsi="Arial" w:cs="Arial"/>
                 <w:sz w:val="20"/>
@@ -2702,6 +2567,7 @@
         <w:tc>
           <w:tcPr>
             <w:tcW w:w="521" w:type="dxa"/>
+            <w:vAlign w:val="center"/>
           </w:tcPr>
           <w:p>
             <w:pPr>
@@ -2724,10 +2590,12 @@
         <w:tc>
           <w:tcPr>
             <w:tcW w:w="4536" w:type="dxa"/>
+            <w:vAlign w:val="center"/>
           </w:tcPr>
           <w:p>
             <w:pPr>
               <w:spacing w:before="120" w:after="0" w:line="276" w:lineRule="auto"/>
+              <w:jc w:val="center"/>
               <w:rPr>
                 <w:rFonts w:ascii="Arial" w:hAnsi="Arial" w:cs="Arial"/>
                 <w:sz w:val="20"/>
@@ -2784,6 +2652,7 @@
         <w:tc>
           <w:tcPr>
             <w:tcW w:w="521" w:type="dxa"/>
+            <w:vAlign w:val="center"/>
           </w:tcPr>
           <w:p>
             <w:pPr>
@@ -2806,10 +2675,12 @@
         <w:tc>
           <w:tcPr>
             <w:tcW w:w="4536" w:type="dxa"/>
+            <w:vAlign w:val="center"/>
           </w:tcPr>
           <w:p>
             <w:pPr>
               <w:spacing w:before="120" w:after="0" w:line="276" w:lineRule="auto"/>
+              <w:jc w:val="center"/>
               <w:rPr>
                 <w:rFonts w:ascii="Arial" w:hAnsi="Arial" w:cs="Arial"/>
                 <w:sz w:val="20"/>
@@ -2888,7 +2759,6 @@
                 <w:sz w:val="20"/>
                 <w:szCs w:val="20"/>
               </w:rPr>
-              <w:lastRenderedPageBreak/>
               <w:t>Relacionamento com o Paciente</w:t>
             </w:r>
           </w:p>
@@ -2901,6 +2771,7 @@
         <w:tc>
           <w:tcPr>
             <w:tcW w:w="521" w:type="dxa"/>
+            <w:vAlign w:val="center"/>
           </w:tcPr>
           <w:p>
             <w:pPr>
@@ -2923,10 +2794,12 @@
         <w:tc>
           <w:tcPr>
             <w:tcW w:w="4536" w:type="dxa"/>
+            <w:vAlign w:val="center"/>
           </w:tcPr>
           <w:p>
             <w:pPr>
               <w:spacing w:before="120" w:after="0" w:line="276" w:lineRule="auto"/>
+              <w:jc w:val="center"/>
               <w:rPr>
                 <w:rFonts w:ascii="Arial" w:hAnsi="Arial" w:cs="Arial"/>
                 <w:sz w:val="20"/>
@@ -2983,6 +2856,7 @@
         <w:tc>
           <w:tcPr>
             <w:tcW w:w="521" w:type="dxa"/>
+            <w:vAlign w:val="center"/>
           </w:tcPr>
           <w:p>
             <w:pPr>
@@ -3005,10 +2879,12 @@
         <w:tc>
           <w:tcPr>
             <w:tcW w:w="4536" w:type="dxa"/>
+            <w:vAlign w:val="center"/>
           </w:tcPr>
           <w:p>
             <w:pPr>
               <w:spacing w:before="120" w:after="0" w:line="276" w:lineRule="auto"/>
+              <w:jc w:val="center"/>
               <w:rPr>
                 <w:rFonts w:ascii="Arial" w:hAnsi="Arial" w:cs="Arial"/>
                 <w:sz w:val="20"/>
@@ -3022,14 +2898,6 @@
                 <w:szCs w:val="20"/>
               </w:rPr>
               <w:t>O técnico possui uma boa didática ao explicar o exame ao paciente?</w:t>
-            </w:r>
-            <w:r>
-              <w:rPr>
-                <w:rFonts w:ascii="Arial" w:hAnsi="Arial" w:cs="Arial"/>
-                <w:sz w:val="20"/>
-                <w:szCs w:val="20"/>
-              </w:rPr>
-              <w:t xml:space="preserve"> </w:t>
             </w:r>
           </w:p>
         </w:tc>
@@ -3078,6 +2946,7 @@
         <w:tc>
           <w:tcPr>
             <w:tcW w:w="521" w:type="dxa"/>
+            <w:vAlign w:val="center"/>
           </w:tcPr>
           <w:p>
             <w:pPr>
@@ -3093,17 +2962,19 @@
                 <w:sz w:val="20"/>
                 <w:szCs w:val="20"/>
               </w:rPr>
-              <w:t xml:space="preserve">3. </w:t>
+              <w:t>3.</w:t>
             </w:r>
           </w:p>
         </w:tc>
         <w:tc>
           <w:tcPr>
             <w:tcW w:w="4536" w:type="dxa"/>
+            <w:vAlign w:val="center"/>
           </w:tcPr>
           <w:p>
             <w:pPr>
               <w:spacing w:before="120" w:after="0" w:line="276" w:lineRule="auto"/>
+              <w:jc w:val="center"/>
               <w:rPr>
                 <w:rFonts w:ascii="Arial" w:hAnsi="Arial" w:cs="Arial"/>
                 <w:sz w:val="20"/>
@@ -3170,6 +3041,7 @@
         <w:tc>
           <w:tcPr>
             <w:tcW w:w="521" w:type="dxa"/>
+            <w:vAlign w:val="center"/>
           </w:tcPr>
           <w:p>
             <w:pPr>
@@ -3192,10 +3064,12 @@
         <w:tc>
           <w:tcPr>
             <w:tcW w:w="4536" w:type="dxa"/>
+            <w:vAlign w:val="center"/>
           </w:tcPr>
           <w:p>
             <w:pPr>
               <w:spacing w:before="120" w:after="0" w:line="276" w:lineRule="auto"/>
+              <w:jc w:val="center"/>
               <w:rPr>
                 <w:rFonts w:ascii="Arial" w:hAnsi="Arial" w:cs="Arial"/>
                 <w:sz w:val="20"/>
@@ -3252,6 +3126,7 @@
         <w:tc>
           <w:tcPr>
             <w:tcW w:w="521" w:type="dxa"/>
+            <w:vAlign w:val="center"/>
           </w:tcPr>
           <w:p>
             <w:pPr>
@@ -3274,10 +3149,12 @@
         <w:tc>
           <w:tcPr>
             <w:tcW w:w="4536" w:type="dxa"/>
+            <w:vAlign w:val="center"/>
           </w:tcPr>
           <w:p>
             <w:pPr>
               <w:spacing w:before="120" w:after="0" w:line="276" w:lineRule="auto"/>
+              <w:jc w:val="center"/>
               <w:rPr>
                 <w:rFonts w:ascii="Arial" w:hAnsi="Arial" w:cs="Arial"/>
                 <w:sz w:val="20"/>
@@ -3334,6 +3211,7 @@
         <w:tc>
           <w:tcPr>
             <w:tcW w:w="521" w:type="dxa"/>
+            <w:vAlign w:val="center"/>
           </w:tcPr>
           <w:p>
             <w:pPr>
@@ -3356,10 +3234,12 @@
         <w:tc>
           <w:tcPr>
             <w:tcW w:w="4536" w:type="dxa"/>
+            <w:vAlign w:val="center"/>
           </w:tcPr>
           <w:p>
             <w:pPr>
               <w:spacing w:before="120" w:after="0" w:line="276" w:lineRule="auto"/>
+              <w:jc w:val="center"/>
               <w:rPr>
                 <w:rFonts w:ascii="Arial" w:hAnsi="Arial" w:cs="Arial"/>
                 <w:sz w:val="20"/>
@@ -3416,6 +3296,7 @@
         <w:tc>
           <w:tcPr>
             <w:tcW w:w="521" w:type="dxa"/>
+            <w:vAlign w:val="center"/>
           </w:tcPr>
           <w:p>
             <w:pPr>
@@ -3438,10 +3319,12 @@
         <w:tc>
           <w:tcPr>
             <w:tcW w:w="4536" w:type="dxa"/>
+            <w:vAlign w:val="center"/>
           </w:tcPr>
           <w:p>
             <w:pPr>
               <w:spacing w:before="120" w:after="0" w:line="276" w:lineRule="auto"/>
+              <w:jc w:val="center"/>
               <w:rPr>
                 <w:rFonts w:ascii="Arial" w:hAnsi="Arial" w:cs="Arial"/>
                 <w:sz w:val="20"/>
@@ -3542,6 +3425,7 @@
         <w:tc>
           <w:tcPr>
             <w:tcW w:w="521" w:type="dxa"/>
+            <w:vAlign w:val="center"/>
           </w:tcPr>
           <w:p>
             <w:pPr>
@@ -3571,10 +3455,12 @@
         <w:tc>
           <w:tcPr>
             <w:tcW w:w="4536" w:type="dxa"/>
+            <w:vAlign w:val="center"/>
           </w:tcPr>
           <w:p>
             <w:pPr>
               <w:spacing w:before="120" w:after="0" w:line="276" w:lineRule="auto"/>
+              <w:jc w:val="center"/>
               <w:rPr>
                 <w:rFonts w:ascii="Arial" w:hAnsi="Arial" w:cs="Arial"/>
                 <w:sz w:val="20"/>
@@ -3595,7 +3481,16 @@
                 <w:sz w:val="20"/>
                 <w:szCs w:val="20"/>
               </w:rPr>
-              <w:t>técnico explicou com clareza ao paciente sobre como ter acesso ao laudo do exame?</w:t>
+              <w:t xml:space="preserve">técnico explicou com clareza ao paciente </w:t>
+            </w:r>
+            <w:r>
+              <w:rPr>
+                <w:rFonts w:ascii="Arial" w:hAnsi="Arial" w:cs="Arial"/>
+                <w:sz w:val="20"/>
+                <w:szCs w:val="20"/>
+              </w:rPr>
+              <w:lastRenderedPageBreak/>
+              <w:t>sobre como ter acesso ao laudo do exame?</w:t>
             </w:r>
           </w:p>
         </w:tc>
@@ -3609,6 +3504,7 @@
               <w:jc w:val="center"/>
             </w:pPr>
             <w:r>
+              <w:lastRenderedPageBreak/>
               <w:t>X</w:t>
             </w:r>
           </w:p>
@@ -3639,6 +3535,7 @@
         <w:tc>
           <w:tcPr>
             <w:tcW w:w="521" w:type="dxa"/>
+            <w:vAlign w:val="center"/>
           </w:tcPr>
           <w:p>
             <w:pPr>
@@ -3654,6 +3551,7 @@
                 <w:sz w:val="20"/>
                 <w:szCs w:val="20"/>
               </w:rPr>
+              <w:lastRenderedPageBreak/>
               <w:t>2.</w:t>
             </w:r>
           </w:p>
@@ -3661,10 +3559,12 @@
         <w:tc>
           <w:tcPr>
             <w:tcW w:w="4536" w:type="dxa"/>
+            <w:vAlign w:val="center"/>
           </w:tcPr>
           <w:p>
             <w:pPr>
               <w:spacing w:before="120" w:after="0" w:line="276" w:lineRule="auto"/>
+              <w:jc w:val="center"/>
               <w:rPr>
                 <w:rFonts w:ascii="Arial" w:hAnsi="Arial" w:cs="Arial"/>
                 <w:sz w:val="20"/>
@@ -3694,14 +3594,6 @@
                 <w:szCs w:val="20"/>
               </w:rPr>
               <w:t>tem o hábito de enviar os pós atendimento corretamente?</w:t>
-            </w:r>
-            <w:r>
-              <w:rPr>
-                <w:rFonts w:ascii="Arial" w:hAnsi="Arial" w:cs="Arial"/>
-                <w:sz w:val="20"/>
-                <w:szCs w:val="20"/>
-              </w:rPr>
-              <w:t xml:space="preserve"> </w:t>
             </w:r>
           </w:p>
         </w:tc>
@@ -4434,427 +4326,6 @@
           <w:szCs w:val="24"/>
         </w:rPr>
       </w:pPr>
-      <w:r>
-        <w:rPr>
-          <w:noProof/>
-        </w:rPr>
-        <w:lastRenderedPageBreak/>
-        <w:drawing>
-          <wp:inline distT="0" distB="0" distL="0" distR="0">
-            <wp:extent cx="5562600" cy="4171806"/>
-            <wp:effectExtent l="0" t="0" r="0" b="0"/>
-            <wp:docPr id="259831661" name="Imagem 1"/>
-            <wp:cNvGraphicFramePr>
-              <a:graphicFrameLocks xmlns:a="http://schemas.openxmlformats.org/drawingml/2006/main" noChangeAspect="1"/>
-            </wp:cNvGraphicFramePr>
-            <a:graphic xmlns:a="http://schemas.openxmlformats.org/drawingml/2006/main">
-              <a:graphicData uri="http://schemas.openxmlformats.org/drawingml/2006/picture">
-                <pic:pic xmlns:pic="http://schemas.openxmlformats.org/drawingml/2006/picture">
-                  <pic:nvPicPr>
-                    <pic:cNvPr id="0" name="Picture 1"/>
-                    <pic:cNvPicPr>
-                      <a:picLocks noChangeAspect="1" noChangeArrowheads="1"/>
-                    </pic:cNvPicPr>
-                  </pic:nvPicPr>
-                  <pic:blipFill>
-                    <a:blip r:embed="rId8" cstate="print">
-                      <a:extLst>
-                        <a:ext uri="{28A0092B-C50C-407E-A947-70E740481C1C}">
-                          <a14:useLocalDpi xmlns:a14="http://schemas.microsoft.com/office/drawing/2010/main" xmlns:wps="http://schemas.microsoft.com/office/word/2010/wordprocessingShape" xmlns:wpi="http://schemas.microsoft.com/office/word/2010/wordprocessingInk" xmlns:wpg="http://schemas.microsoft.com/office/word/2010/wordprocessingGroup" xmlns:w16se="http://schemas.microsoft.com/office/word/2015/wordml/symex" xmlns:w16sdtfl="http://schemas.microsoft.com/office/word/2024/wordml/sdtformatlock" xmlns:w16sdtdh="http://schemas.microsoft.com/office/word/2020/wordml/sdtdatahash" xmlns:w16du="http://schemas.microsoft.com/office/word/2023/wordml/word16du" xmlns:w16="http://schemas.microsoft.com/office/word/2018/wordml" xmlns:w16cid="http://schemas.microsoft.com/office/word/2016/wordml/cid" xmlns:w16cex="http://schemas.microsoft.com/office/word/2018/wordml/cex" xmlns:w15="http://schemas.microsoft.com/office/word/2012/wordml" xmlns:w14="http://schemas.microsoft.com/office/word/2010/wordml" xmlns:w="http://schemas.openxmlformats.org/wordprocessingml/2006/main" xmlns:w10="urn:schemas-microsoft-com:office:word" xmlns:wp14="http://schemas.microsoft.com/office/word/2010/wordprocessingDrawing" xmlns:v="urn:schemas-microsoft-com:vml" xmlns:oel="http://schemas.microsoft.com/office/2019/extlst" xmlns:o="urn:schemas-microsoft-com:office:office" xmlns:am3d="http://schemas.microsoft.com/office/drawing/2017/model3d" xmlns:aink="http://schemas.microsoft.com/office/drawing/2016/ink" xmlns:mc="http://schemas.openxmlformats.org/markup-compatibility/2006" xmlns:cx8="http://schemas.microsoft.com/office/drawing/2016/5/14/chartex" xmlns:cx7="http://schemas.microsoft.com/office/drawing/2016/5/13/chartex" xmlns:cx6="http://schemas.microsoft.com/office/drawing/2016/5/12/chartex" xmlns:cx5="http://schemas.microsoft.com/office/drawing/2016/5/11/chartex" xmlns:cx4="http://schemas.microsoft.com/office/drawing/2016/5/10/chartex" xmlns:cx3="http://schemas.microsoft.com/office/drawing/2016/5/9/chartex" xmlns:cx2="http://schemas.microsoft.com/office/drawing/2015/10/21/chartex" xmlns:cx1="http://schemas.microsoft.com/office/drawing/2015/9/8/chartex" xmlns:cx="http://schemas.microsoft.com/office/drawing/2014/chartex" xmlns:wpc="http://schemas.microsoft.com/office/word/2010/wordprocessingCanvas" xmlns="" val="0"/>
-                        </a:ext>
-                      </a:extLst>
-                    </a:blip>
-                    <a:srcRect/>
-                    <a:stretch>
-                      <a:fillRect/>
-                    </a:stretch>
-                  </pic:blipFill>
-                  <pic:spPr bwMode="auto">
-                    <a:xfrm>
-                      <a:off x="0" y="0"/>
-                      <a:ext cx="5563255" cy="4172297"/>
-                    </a:xfrm>
-                    <a:prstGeom prst="rect">
-                      <a:avLst/>
-                    </a:prstGeom>
-                    <a:noFill/>
-                    <a:ln>
-                      <a:noFill/>
-                    </a:ln>
-                  </pic:spPr>
-                </pic:pic>
-              </a:graphicData>
-            </a:graphic>
-          </wp:inline>
-        </w:drawing>
-      </w:r>
-    </w:p>
-    <w:p>
-      <w:pPr>
-        <w:spacing w:after="0"/>
-        <w:jc w:val="center"/>
-        <w:rPr>
-          <w:szCs w:val="24"/>
-        </w:rPr>
-      </w:pPr>
-    </w:p>
-    <w:p>
-      <w:pPr>
-        <w:spacing w:after="0"/>
-        <w:jc w:val="center"/>
-        <w:rPr>
-          <w:szCs w:val="24"/>
-        </w:rPr>
-      </w:pPr>
-      <w:r>
-        <w:rPr>
-          <w:noProof/>
-        </w:rPr>
-        <w:lastRenderedPageBreak/>
-        <w:drawing>
-          <wp:inline distT="0" distB="0" distL="0" distR="0">
-            <wp:extent cx="6120765" cy="8161020"/>
-            <wp:effectExtent l="0" t="0" r="0" b="0"/>
-            <wp:docPr id="328391939" name="Imagem 2"/>
-            <wp:cNvGraphicFramePr>
-              <a:graphicFrameLocks xmlns:a="http://schemas.openxmlformats.org/drawingml/2006/main" noChangeAspect="1"/>
-            </wp:cNvGraphicFramePr>
-            <a:graphic xmlns:a="http://schemas.openxmlformats.org/drawingml/2006/main">
-              <a:graphicData uri="http://schemas.openxmlformats.org/drawingml/2006/picture">
-                <pic:pic xmlns:pic="http://schemas.openxmlformats.org/drawingml/2006/picture">
-                  <pic:nvPicPr>
-                    <pic:cNvPr id="0" name="Picture 3"/>
-                    <pic:cNvPicPr>
-                      <a:picLocks noChangeAspect="1" noChangeArrowheads="1"/>
-                    </pic:cNvPicPr>
-                  </pic:nvPicPr>
-                  <pic:blipFill>
-                    <a:blip r:embed="rId9" cstate="print">
-                      <a:extLst>
-                        <a:ext uri="{28A0092B-C50C-407E-A947-70E740481C1C}">
-                          <a14:useLocalDpi xmlns:a14="http://schemas.microsoft.com/office/drawing/2010/main" xmlns:wps="http://schemas.microsoft.com/office/word/2010/wordprocessingShape" xmlns:wpi="http://schemas.microsoft.com/office/word/2010/wordprocessingInk" xmlns:wpg="http://schemas.microsoft.com/office/word/2010/wordprocessingGroup" xmlns:w16se="http://schemas.microsoft.com/office/word/2015/wordml/symex" xmlns:w16sdtfl="http://schemas.microsoft.com/office/word/2024/wordml/sdtformatlock" xmlns:w16sdtdh="http://schemas.microsoft.com/office/word/2020/wordml/sdtdatahash" xmlns:w16du="http://schemas.microsoft.com/office/word/2023/wordml/word16du" xmlns:w16="http://schemas.microsoft.com/office/word/2018/wordml" xmlns:w16cid="http://schemas.microsoft.com/office/word/2016/wordml/cid" xmlns:w16cex="http://schemas.microsoft.com/office/word/2018/wordml/cex" xmlns:w15="http://schemas.microsoft.com/office/word/2012/wordml" xmlns:w14="http://schemas.microsoft.com/office/word/2010/wordml" xmlns:w="http://schemas.openxmlformats.org/wordprocessingml/2006/main" xmlns:w10="urn:schemas-microsoft-com:office:word" xmlns:wp14="http://schemas.microsoft.com/office/word/2010/wordprocessingDrawing" xmlns:v="urn:schemas-microsoft-com:vml" xmlns:oel="http://schemas.microsoft.com/office/2019/extlst" xmlns:o="urn:schemas-microsoft-com:office:office" xmlns:am3d="http://schemas.microsoft.com/office/drawing/2017/model3d" xmlns:aink="http://schemas.microsoft.com/office/drawing/2016/ink" xmlns:mc="http://schemas.openxmlformats.org/markup-compatibility/2006" xmlns:cx8="http://schemas.microsoft.com/office/drawing/2016/5/14/chartex" xmlns:cx7="http://schemas.microsoft.com/office/drawing/2016/5/13/chartex" xmlns:cx6="http://schemas.microsoft.com/office/drawing/2016/5/12/chartex" xmlns:cx5="http://schemas.microsoft.com/office/drawing/2016/5/11/chartex" xmlns:cx4="http://schemas.microsoft.com/office/drawing/2016/5/10/chartex" xmlns:cx3="http://schemas.microsoft.com/office/drawing/2016/5/9/chartex" xmlns:cx2="http://schemas.microsoft.com/office/drawing/2015/10/21/chartex" xmlns:cx1="http://schemas.microsoft.com/office/drawing/2015/9/8/chartex" xmlns:cx="http://schemas.microsoft.com/office/drawing/2014/chartex" xmlns:wpc="http://schemas.microsoft.com/office/word/2010/wordprocessingCanvas" xmlns="" val="0"/>
-                        </a:ext>
-                      </a:extLst>
-                    </a:blip>
-                    <a:srcRect/>
-                    <a:stretch>
-                      <a:fillRect/>
-                    </a:stretch>
-                  </pic:blipFill>
-                  <pic:spPr bwMode="auto">
-                    <a:xfrm>
-                      <a:off x="0" y="0"/>
-                      <a:ext cx="6120765" cy="8161020"/>
-                    </a:xfrm>
-                    <a:prstGeom prst="rect">
-                      <a:avLst/>
-                    </a:prstGeom>
-                    <a:noFill/>
-                    <a:ln>
-                      <a:noFill/>
-                    </a:ln>
-                  </pic:spPr>
-                </pic:pic>
-              </a:graphicData>
-            </a:graphic>
-          </wp:inline>
-        </w:drawing>
-      </w:r>
-    </w:p>
-    <w:p>
-      <w:pPr>
-        <w:spacing w:after="0"/>
-        <w:jc w:val="center"/>
-        <w:rPr>
-          <w:szCs w:val="24"/>
-        </w:rPr>
-      </w:pPr>
-      <w:r>
-        <w:rPr>
-          <w:noProof/>
-        </w:rPr>
-        <w:lastRenderedPageBreak/>
-        <w:drawing>
-          <wp:inline distT="0" distB="0" distL="0" distR="0">
-            <wp:extent cx="5314950" cy="3986074"/>
-            <wp:effectExtent l="0" t="0" r="0" b="0"/>
-            <wp:docPr id="1650294547" name="Imagem 7"/>
-            <wp:cNvGraphicFramePr>
-              <a:graphicFrameLocks xmlns:a="http://schemas.openxmlformats.org/drawingml/2006/main" noChangeAspect="1"/>
-            </wp:cNvGraphicFramePr>
-            <a:graphic xmlns:a="http://schemas.openxmlformats.org/drawingml/2006/main">
-              <a:graphicData uri="http://schemas.openxmlformats.org/drawingml/2006/picture">
-                <pic:pic xmlns:pic="http://schemas.openxmlformats.org/drawingml/2006/picture">
-                  <pic:nvPicPr>
-                    <pic:cNvPr id="0" name="Picture 10"/>
-                    <pic:cNvPicPr>
-                      <a:picLocks noChangeAspect="1" noChangeArrowheads="1"/>
-                    </pic:cNvPicPr>
-                  </pic:nvPicPr>
-                  <pic:blipFill>
-                    <a:blip r:embed="rId10" cstate="print">
-                      <a:extLst>
-                        <a:ext uri="{28A0092B-C50C-407E-A947-70E740481C1C}">
-                          <a14:useLocalDpi xmlns:a14="http://schemas.microsoft.com/office/drawing/2010/main" xmlns:wps="http://schemas.microsoft.com/office/word/2010/wordprocessingShape" xmlns:wpi="http://schemas.microsoft.com/office/word/2010/wordprocessingInk" xmlns:wpg="http://schemas.microsoft.com/office/word/2010/wordprocessingGroup" xmlns:w16se="http://schemas.microsoft.com/office/word/2015/wordml/symex" xmlns:w16sdtfl="http://schemas.microsoft.com/office/word/2024/wordml/sdtformatlock" xmlns:w16sdtdh="http://schemas.microsoft.com/office/word/2020/wordml/sdtdatahash" xmlns:w16du="http://schemas.microsoft.com/office/word/2023/wordml/word16du" xmlns:w16="http://schemas.microsoft.com/office/word/2018/wordml" xmlns:w16cid="http://schemas.microsoft.com/office/word/2016/wordml/cid" xmlns:w16cex="http://schemas.microsoft.com/office/word/2018/wordml/cex" xmlns:w15="http://schemas.microsoft.com/office/word/2012/wordml" xmlns:w14="http://schemas.microsoft.com/office/word/2010/wordml" xmlns:w="http://schemas.openxmlformats.org/wordprocessingml/2006/main" xmlns:w10="urn:schemas-microsoft-com:office:word" xmlns:wp14="http://schemas.microsoft.com/office/word/2010/wordprocessingDrawing" xmlns:v="urn:schemas-microsoft-com:vml" xmlns:oel="http://schemas.microsoft.com/office/2019/extlst" xmlns:o="urn:schemas-microsoft-com:office:office" xmlns:am3d="http://schemas.microsoft.com/office/drawing/2017/model3d" xmlns:aink="http://schemas.microsoft.com/office/drawing/2016/ink" xmlns:mc="http://schemas.openxmlformats.org/markup-compatibility/2006" xmlns:cx8="http://schemas.microsoft.com/office/drawing/2016/5/14/chartex" xmlns:cx7="http://schemas.microsoft.com/office/drawing/2016/5/13/chartex" xmlns:cx6="http://schemas.microsoft.com/office/drawing/2016/5/12/chartex" xmlns:cx5="http://schemas.microsoft.com/office/drawing/2016/5/11/chartex" xmlns:cx4="http://schemas.microsoft.com/office/drawing/2016/5/10/chartex" xmlns:cx3="http://schemas.microsoft.com/office/drawing/2016/5/9/chartex" xmlns:cx2="http://schemas.microsoft.com/office/drawing/2015/10/21/chartex" xmlns:cx1="http://schemas.microsoft.com/office/drawing/2015/9/8/chartex" xmlns:cx="http://schemas.microsoft.com/office/drawing/2014/chartex" xmlns:wpc="http://schemas.microsoft.com/office/word/2010/wordprocessingCanvas" xmlns="" val="0"/>
-                        </a:ext>
-                      </a:extLst>
-                    </a:blip>
-                    <a:srcRect/>
-                    <a:stretch>
-                      <a:fillRect/>
-                    </a:stretch>
-                  </pic:blipFill>
-                  <pic:spPr bwMode="auto">
-                    <a:xfrm>
-                      <a:off x="0" y="0"/>
-                      <a:ext cx="5320005" cy="3989865"/>
-                    </a:xfrm>
-                    <a:prstGeom prst="rect">
-                      <a:avLst/>
-                    </a:prstGeom>
-                    <a:noFill/>
-                    <a:ln>
-                      <a:noFill/>
-                    </a:ln>
-                  </pic:spPr>
-                </pic:pic>
-              </a:graphicData>
-            </a:graphic>
-          </wp:inline>
-        </w:drawing>
-      </w:r>
-      <w:r>
-        <w:rPr>
-          <w:noProof/>
-        </w:rPr>
-        <w:drawing>
-          <wp:inline distT="0" distB="0" distL="0" distR="0">
-            <wp:extent cx="5314950" cy="3986074"/>
-            <wp:effectExtent l="0" t="0" r="0" b="0"/>
-            <wp:docPr id="1718736804" name="Imagem 6"/>
-            <wp:cNvGraphicFramePr>
-              <a:graphicFrameLocks xmlns:a="http://schemas.openxmlformats.org/drawingml/2006/main" noChangeAspect="1"/>
-            </wp:cNvGraphicFramePr>
-            <a:graphic xmlns:a="http://schemas.openxmlformats.org/drawingml/2006/main">
-              <a:graphicData uri="http://schemas.openxmlformats.org/drawingml/2006/picture">
-                <pic:pic xmlns:pic="http://schemas.openxmlformats.org/drawingml/2006/picture">
-                  <pic:nvPicPr>
-                    <pic:cNvPr id="0" name="Picture 9"/>
-                    <pic:cNvPicPr>
-                      <a:picLocks noChangeAspect="1" noChangeArrowheads="1"/>
-                    </pic:cNvPicPr>
-                  </pic:nvPicPr>
-                  <pic:blipFill>
-                    <a:blip r:embed="rId11" cstate="print">
-                      <a:extLst>
-                        <a:ext uri="{28A0092B-C50C-407E-A947-70E740481C1C}">
-                          <a14:useLocalDpi xmlns:a14="http://schemas.microsoft.com/office/drawing/2010/main" xmlns:wps="http://schemas.microsoft.com/office/word/2010/wordprocessingShape" xmlns:wpi="http://schemas.microsoft.com/office/word/2010/wordprocessingInk" xmlns:wpg="http://schemas.microsoft.com/office/word/2010/wordprocessingGroup" xmlns:w16se="http://schemas.microsoft.com/office/word/2015/wordml/symex" xmlns:w16sdtfl="http://schemas.microsoft.com/office/word/2024/wordml/sdtformatlock" xmlns:w16sdtdh="http://schemas.microsoft.com/office/word/2020/wordml/sdtdatahash" xmlns:w16du="http://schemas.microsoft.com/office/word/2023/wordml/word16du" xmlns:w16="http://schemas.microsoft.com/office/word/2018/wordml" xmlns:w16cid="http://schemas.microsoft.com/office/word/2016/wordml/cid" xmlns:w16cex="http://schemas.microsoft.com/office/word/2018/wordml/cex" xmlns:w15="http://schemas.microsoft.com/office/word/2012/wordml" xmlns:w14="http://schemas.microsoft.com/office/word/2010/wordml" xmlns:w="http://schemas.openxmlformats.org/wordprocessingml/2006/main" xmlns:w10="urn:schemas-microsoft-com:office:word" xmlns:wp14="http://schemas.microsoft.com/office/word/2010/wordprocessingDrawing" xmlns:v="urn:schemas-microsoft-com:vml" xmlns:oel="http://schemas.microsoft.com/office/2019/extlst" xmlns:o="urn:schemas-microsoft-com:office:office" xmlns:am3d="http://schemas.microsoft.com/office/drawing/2017/model3d" xmlns:aink="http://schemas.microsoft.com/office/drawing/2016/ink" xmlns:mc="http://schemas.openxmlformats.org/markup-compatibility/2006" xmlns:cx8="http://schemas.microsoft.com/office/drawing/2016/5/14/chartex" xmlns:cx7="http://schemas.microsoft.com/office/drawing/2016/5/13/chartex" xmlns:cx6="http://schemas.microsoft.com/office/drawing/2016/5/12/chartex" xmlns:cx5="http://schemas.microsoft.com/office/drawing/2016/5/11/chartex" xmlns:cx4="http://schemas.microsoft.com/office/drawing/2016/5/10/chartex" xmlns:cx3="http://schemas.microsoft.com/office/drawing/2016/5/9/chartex" xmlns:cx2="http://schemas.microsoft.com/office/drawing/2015/10/21/chartex" xmlns:cx1="http://schemas.microsoft.com/office/drawing/2015/9/8/chartex" xmlns:cx="http://schemas.microsoft.com/office/drawing/2014/chartex" xmlns:wpc="http://schemas.microsoft.com/office/word/2010/wordprocessingCanvas" xmlns="" val="0"/>
-                        </a:ext>
-                      </a:extLst>
-                    </a:blip>
-                    <a:srcRect/>
-                    <a:stretch>
-                      <a:fillRect/>
-                    </a:stretch>
-                  </pic:blipFill>
-                  <pic:spPr bwMode="auto">
-                    <a:xfrm>
-                      <a:off x="0" y="0"/>
-                      <a:ext cx="5323184" cy="3992249"/>
-                    </a:xfrm>
-                    <a:prstGeom prst="rect">
-                      <a:avLst/>
-                    </a:prstGeom>
-                    <a:noFill/>
-                    <a:ln>
-                      <a:noFill/>
-                    </a:ln>
-                  </pic:spPr>
-                </pic:pic>
-              </a:graphicData>
-            </a:graphic>
-          </wp:inline>
-        </w:drawing>
-      </w:r>
-      <w:r>
-        <w:rPr>
-          <w:noProof/>
-        </w:rPr>
-        <w:lastRenderedPageBreak/>
-        <w:drawing>
-          <wp:inline distT="0" distB="0" distL="0" distR="0">
-            <wp:extent cx="5334000" cy="4000360"/>
-            <wp:effectExtent l="0" t="0" r="0" b="0"/>
-            <wp:docPr id="984159005" name="Imagem 5"/>
-            <wp:cNvGraphicFramePr>
-              <a:graphicFrameLocks xmlns:a="http://schemas.openxmlformats.org/drawingml/2006/main" noChangeAspect="1"/>
-            </wp:cNvGraphicFramePr>
-            <a:graphic xmlns:a="http://schemas.openxmlformats.org/drawingml/2006/main">
-              <a:graphicData uri="http://schemas.openxmlformats.org/drawingml/2006/picture">
-                <pic:pic xmlns:pic="http://schemas.openxmlformats.org/drawingml/2006/picture">
-                  <pic:nvPicPr>
-                    <pic:cNvPr id="0" name="Picture 8"/>
-                    <pic:cNvPicPr>
-                      <a:picLocks noChangeAspect="1" noChangeArrowheads="1"/>
-                    </pic:cNvPicPr>
-                  </pic:nvPicPr>
-                  <pic:blipFill>
-                    <a:blip r:embed="rId12" cstate="print">
-                      <a:extLst>
-                        <a:ext uri="{28A0092B-C50C-407E-A947-70E740481C1C}">
-                          <a14:useLocalDpi xmlns:a14="http://schemas.microsoft.com/office/drawing/2010/main" xmlns:wps="http://schemas.microsoft.com/office/word/2010/wordprocessingShape" xmlns:wpi="http://schemas.microsoft.com/office/word/2010/wordprocessingInk" xmlns:wpg="http://schemas.microsoft.com/office/word/2010/wordprocessingGroup" xmlns:w16se="http://schemas.microsoft.com/office/word/2015/wordml/symex" xmlns:w16sdtfl="http://schemas.microsoft.com/office/word/2024/wordml/sdtformatlock" xmlns:w16sdtdh="http://schemas.microsoft.com/office/word/2020/wordml/sdtdatahash" xmlns:w16du="http://schemas.microsoft.com/office/word/2023/wordml/word16du" xmlns:w16="http://schemas.microsoft.com/office/word/2018/wordml" xmlns:w16cid="http://schemas.microsoft.com/office/word/2016/wordml/cid" xmlns:w16cex="http://schemas.microsoft.com/office/word/2018/wordml/cex" xmlns:w15="http://schemas.microsoft.com/office/word/2012/wordml" xmlns:w14="http://schemas.microsoft.com/office/word/2010/wordml" xmlns:w="http://schemas.openxmlformats.org/wordprocessingml/2006/main" xmlns:w10="urn:schemas-microsoft-com:office:word" xmlns:wp14="http://schemas.microsoft.com/office/word/2010/wordprocessingDrawing" xmlns:v="urn:schemas-microsoft-com:vml" xmlns:oel="http://schemas.microsoft.com/office/2019/extlst" xmlns:o="urn:schemas-microsoft-com:office:office" xmlns:am3d="http://schemas.microsoft.com/office/drawing/2017/model3d" xmlns:aink="http://schemas.microsoft.com/office/drawing/2016/ink" xmlns:mc="http://schemas.openxmlformats.org/markup-compatibility/2006" xmlns:cx8="http://schemas.microsoft.com/office/drawing/2016/5/14/chartex" xmlns:cx7="http://schemas.microsoft.com/office/drawing/2016/5/13/chartex" xmlns:cx6="http://schemas.microsoft.com/office/drawing/2016/5/12/chartex" xmlns:cx5="http://schemas.microsoft.com/office/drawing/2016/5/11/chartex" xmlns:cx4="http://schemas.microsoft.com/office/drawing/2016/5/10/chartex" xmlns:cx3="http://schemas.microsoft.com/office/drawing/2016/5/9/chartex" xmlns:cx2="http://schemas.microsoft.com/office/drawing/2015/10/21/chartex" xmlns:cx1="http://schemas.microsoft.com/office/drawing/2015/9/8/chartex" xmlns:cx="http://schemas.microsoft.com/office/drawing/2014/chartex" xmlns:wpc="http://schemas.microsoft.com/office/word/2010/wordprocessingCanvas" xmlns="" val="0"/>
-                        </a:ext>
-                      </a:extLst>
-                    </a:blip>
-                    <a:srcRect/>
-                    <a:stretch>
-                      <a:fillRect/>
-                    </a:stretch>
-                  </pic:blipFill>
-                  <pic:spPr bwMode="auto">
-                    <a:xfrm>
-                      <a:off x="0" y="0"/>
-                      <a:ext cx="5342477" cy="4006718"/>
-                    </a:xfrm>
-                    <a:prstGeom prst="rect">
-                      <a:avLst/>
-                    </a:prstGeom>
-                    <a:noFill/>
-                    <a:ln>
-                      <a:noFill/>
-                    </a:ln>
-                  </pic:spPr>
-                </pic:pic>
-              </a:graphicData>
-            </a:graphic>
-          </wp:inline>
-        </w:drawing>
-      </w:r>
-      <w:r>
-        <w:rPr>
-          <w:noProof/>
-        </w:rPr>
-        <w:drawing>
-          <wp:inline distT="0" distB="0" distL="0" distR="0">
-            <wp:extent cx="5343525" cy="4007506"/>
-            <wp:effectExtent l="0" t="0" r="0" b="0"/>
-            <wp:docPr id="1346529889" name="Imagem 4"/>
-            <wp:cNvGraphicFramePr>
-              <a:graphicFrameLocks xmlns:a="http://schemas.openxmlformats.org/drawingml/2006/main" noChangeAspect="1"/>
-            </wp:cNvGraphicFramePr>
-            <a:graphic xmlns:a="http://schemas.openxmlformats.org/drawingml/2006/main">
-              <a:graphicData uri="http://schemas.openxmlformats.org/drawingml/2006/picture">
-                <pic:pic xmlns:pic="http://schemas.openxmlformats.org/drawingml/2006/picture">
-                  <pic:nvPicPr>
-                    <pic:cNvPr id="0" name="Picture 7"/>
-                    <pic:cNvPicPr>
-                      <a:picLocks noChangeAspect="1" noChangeArrowheads="1"/>
-                    </pic:cNvPicPr>
-                  </pic:nvPicPr>
-                  <pic:blipFill>
-                    <a:blip r:embed="rId13" cstate="print">
-                      <a:extLst>
-                        <a:ext uri="{28A0092B-C50C-407E-A947-70E740481C1C}">
-                          <a14:useLocalDpi xmlns:a14="http://schemas.microsoft.com/office/drawing/2010/main" xmlns:wps="http://schemas.microsoft.com/office/word/2010/wordprocessingShape" xmlns:wpi="http://schemas.microsoft.com/office/word/2010/wordprocessingInk" xmlns:wpg="http://schemas.microsoft.com/office/word/2010/wordprocessingGroup" xmlns:w16se="http://schemas.microsoft.com/office/word/2015/wordml/symex" xmlns:w16sdtfl="http://schemas.microsoft.com/office/word/2024/wordml/sdtformatlock" xmlns:w16sdtdh="http://schemas.microsoft.com/office/word/2020/wordml/sdtdatahash" xmlns:w16du="http://schemas.microsoft.com/office/word/2023/wordml/word16du" xmlns:w16="http://schemas.microsoft.com/office/word/2018/wordml" xmlns:w16cid="http://schemas.microsoft.com/office/word/2016/wordml/cid" xmlns:w16cex="http://schemas.microsoft.com/office/word/2018/wordml/cex" xmlns:w15="http://schemas.microsoft.com/office/word/2012/wordml" xmlns:w14="http://schemas.microsoft.com/office/word/2010/wordml" xmlns:w="http://schemas.openxmlformats.org/wordprocessingml/2006/main" xmlns:w10="urn:schemas-microsoft-com:office:word" xmlns:wp14="http://schemas.microsoft.com/office/word/2010/wordprocessingDrawing" xmlns:v="urn:schemas-microsoft-com:vml" xmlns:oel="http://schemas.microsoft.com/office/2019/extlst" xmlns:o="urn:schemas-microsoft-com:office:office" xmlns:am3d="http://schemas.microsoft.com/office/drawing/2017/model3d" xmlns:aink="http://schemas.microsoft.com/office/drawing/2016/ink" xmlns:mc="http://schemas.openxmlformats.org/markup-compatibility/2006" xmlns:cx8="http://schemas.microsoft.com/office/drawing/2016/5/14/chartex" xmlns:cx7="http://schemas.microsoft.com/office/drawing/2016/5/13/chartex" xmlns:cx6="http://schemas.microsoft.com/office/drawing/2016/5/12/chartex" xmlns:cx5="http://schemas.microsoft.com/office/drawing/2016/5/11/chartex" xmlns:cx4="http://schemas.microsoft.com/office/drawing/2016/5/10/chartex" xmlns:cx3="http://schemas.microsoft.com/office/drawing/2016/5/9/chartex" xmlns:cx2="http://schemas.microsoft.com/office/drawing/2015/10/21/chartex" xmlns:cx1="http://schemas.microsoft.com/office/drawing/2015/9/8/chartex" xmlns:cx="http://schemas.microsoft.com/office/drawing/2014/chartex" xmlns:wpc="http://schemas.microsoft.com/office/word/2010/wordprocessingCanvas" xmlns="" val="0"/>
-                        </a:ext>
-                      </a:extLst>
-                    </a:blip>
-                    <a:srcRect/>
-                    <a:stretch>
-                      <a:fillRect/>
-                    </a:stretch>
-                  </pic:blipFill>
-                  <pic:spPr bwMode="auto">
-                    <a:xfrm>
-                      <a:off x="0" y="0"/>
-                      <a:ext cx="5358616" cy="4018824"/>
-                    </a:xfrm>
-                    <a:prstGeom prst="rect">
-                      <a:avLst/>
-                    </a:prstGeom>
-                    <a:noFill/>
-                    <a:ln>
-                      <a:noFill/>
-                    </a:ln>
-                  </pic:spPr>
-                </pic:pic>
-              </a:graphicData>
-            </a:graphic>
-          </wp:inline>
-        </w:drawing>
-      </w:r>
-    </w:p>
-    <w:p>
-      <w:pPr>
-        <w:spacing w:after="0"/>
-        <w:jc w:val="center"/>
-        <w:rPr>
-          <w:szCs w:val="24"/>
-        </w:rPr>
-      </w:pPr>
-      <w:r>
-        <w:rPr>
-          <w:noProof/>
-        </w:rPr>
-        <w:lastRenderedPageBreak/>
-        <w:drawing>
-          <wp:inline distT="0" distB="0" distL="0" distR="0">
-            <wp:extent cx="6120765" cy="4590415"/>
-            <wp:effectExtent l="0" t="0" r="0" b="0"/>
-            <wp:docPr id="594333118" name="Imagem 8"/>
-            <wp:cNvGraphicFramePr>
-              <a:graphicFrameLocks xmlns:a="http://schemas.openxmlformats.org/drawingml/2006/main" noChangeAspect="1"/>
-            </wp:cNvGraphicFramePr>
-            <a:graphic xmlns:a="http://schemas.openxmlformats.org/drawingml/2006/main">
-              <a:graphicData uri="http://schemas.openxmlformats.org/drawingml/2006/picture">
-                <pic:pic xmlns:pic="http://schemas.openxmlformats.org/drawingml/2006/picture">
-                  <pic:nvPicPr>
-                    <pic:cNvPr id="0" name="Picture 15"/>
-                    <pic:cNvPicPr>
-                      <a:picLocks noChangeAspect="1" noChangeArrowheads="1"/>
-                    </pic:cNvPicPr>
-                  </pic:nvPicPr>
-                  <pic:blipFill>
-                    <a:blip r:embed="rId14" cstate="print">
-                      <a:extLst>
-                        <a:ext uri="{28A0092B-C50C-407E-A947-70E740481C1C}">
-                          <a14:useLocalDpi xmlns:a14="http://schemas.microsoft.com/office/drawing/2010/main" xmlns:wps="http://schemas.microsoft.com/office/word/2010/wordprocessingShape" xmlns:wpi="http://schemas.microsoft.com/office/word/2010/wordprocessingInk" xmlns:wpg="http://schemas.microsoft.com/office/word/2010/wordprocessingGroup" xmlns:w16se="http://schemas.microsoft.com/office/word/2015/wordml/symex" xmlns:w16sdtfl="http://schemas.microsoft.com/office/word/2024/wordml/sdtformatlock" xmlns:w16sdtdh="http://schemas.microsoft.com/office/word/2020/wordml/sdtdatahash" xmlns:w16du="http://schemas.microsoft.com/office/word/2023/wordml/word16du" xmlns:w16="http://schemas.microsoft.com/office/word/2018/wordml" xmlns:w16cid="http://schemas.microsoft.com/office/word/2016/wordml/cid" xmlns:w16cex="http://schemas.microsoft.com/office/word/2018/wordml/cex" xmlns:w15="http://schemas.microsoft.com/office/word/2012/wordml" xmlns:w14="http://schemas.microsoft.com/office/word/2010/wordml" xmlns:w="http://schemas.openxmlformats.org/wordprocessingml/2006/main" xmlns:w10="urn:schemas-microsoft-com:office:word" xmlns:wp14="http://schemas.microsoft.com/office/word/2010/wordprocessingDrawing" xmlns:v="urn:schemas-microsoft-com:vml" xmlns:oel="http://schemas.microsoft.com/office/2019/extlst" xmlns:o="urn:schemas-microsoft-com:office:office" xmlns:am3d="http://schemas.microsoft.com/office/drawing/2017/model3d" xmlns:aink="http://schemas.microsoft.com/office/drawing/2016/ink" xmlns:mc="http://schemas.openxmlformats.org/markup-compatibility/2006" xmlns:cx8="http://schemas.microsoft.com/office/drawing/2016/5/14/chartex" xmlns:cx7="http://schemas.microsoft.com/office/drawing/2016/5/13/chartex" xmlns:cx6="http://schemas.microsoft.com/office/drawing/2016/5/12/chartex" xmlns:cx5="http://schemas.microsoft.com/office/drawing/2016/5/11/chartex" xmlns:cx4="http://schemas.microsoft.com/office/drawing/2016/5/10/chartex" xmlns:cx3="http://schemas.microsoft.com/office/drawing/2016/5/9/chartex" xmlns:cx2="http://schemas.microsoft.com/office/drawing/2015/10/21/chartex" xmlns:cx1="http://schemas.microsoft.com/office/drawing/2015/9/8/chartex" xmlns:cx="http://schemas.microsoft.com/office/drawing/2014/chartex" xmlns:wpc="http://schemas.microsoft.com/office/word/2010/wordprocessingCanvas" xmlns="" val="0"/>
-                        </a:ext>
-                      </a:extLst>
-                    </a:blip>
-                    <a:srcRect/>
-                    <a:stretch>
-                      <a:fillRect/>
-                    </a:stretch>
-                  </pic:blipFill>
-                  <pic:spPr bwMode="auto">
-                    <a:xfrm>
-                      <a:off x="0" y="0"/>
-                      <a:ext cx="6120765" cy="4590415"/>
-                    </a:xfrm>
-                    <a:prstGeom prst="rect">
-                      <a:avLst/>
-                    </a:prstGeom>
-                    <a:noFill/>
-                    <a:ln>
-                      <a:noFill/>
-                    </a:ln>
-                  </pic:spPr>
-                </pic:pic>
-              </a:graphicData>
-            </a:graphic>
-          </wp:inline>
-        </w:drawing>
-      </w:r>
-    </w:p>
-    <w:p>
-      <w:pPr>
-        <w:spacing w:after="0"/>
-        <w:jc w:val="center"/>
-        <w:rPr>
-          <w:szCs w:val="24"/>
-        </w:rPr>
-      </w:pPr>
     </w:p>
     <w:p>
       <w:pPr>
@@ -4913,8 +4384,8 @@
       </w:pPr>
     </w:p>
     <w:sectPr>
-      <w:headerReference w:type="default" r:id="rId15"/>
-      <w:footerReference w:type="default" r:id="rId16"/>
+      <w:headerReference w:type="default" r:id="rId8"/>
+      <w:footerReference w:type="default" r:id="rId9"/>
       <w:pgSz w:w="11907" w:h="16840" w:code="9"/>
       <w:pgMar w:top="1134" w:right="1134" w:bottom="1134" w:left="1134" w:header="0" w:footer="510" w:gutter="0"/>
       <w:pgNumType w:start="1"/>
@@ -5026,21 +4497,6 @@
 <w:hdr xmlns:ve="http://schemas.openxmlformats.org/markup-compatibility/2006" xmlns:o="urn:schemas-microsoft-com:office:office" xmlns:r="http://schemas.openxmlformats.org/officeDocument/2006/relationships" xmlns:m="http://schemas.openxmlformats.org/officeDocument/2006/math" xmlns:v="urn:schemas-microsoft-com:vml" xmlns:wp="http://schemas.openxmlformats.org/drawingml/2006/wordprocessingDrawing" xmlns:w10="urn:schemas-microsoft-com:office:word" xmlns:w="http://schemas.openxmlformats.org/wordprocessingml/2006/main" xmlns:wne="http://schemas.microsoft.com/office/word/2006/wordml">
   <w:p>
     <w:pPr>
-      <w:pStyle w:val="Normal1"/>
-      <w:tabs>
-        <w:tab w:val="center" w:pos="4680"/>
-        <w:tab w:val="right" w:pos="9360"/>
-      </w:tabs>
-      <w:spacing w:before="284" w:after="0"/>
-      <w:jc w:val="center"/>
-      <w:rPr>
-        <w:sz w:val="24"/>
-        <w:szCs w:val="24"/>
-      </w:rPr>
-    </w:pPr>
-  </w:p>
-  <w:p>
-    <w:pPr>
       <w:widowControl/>
       <w:spacing w:after="0"/>
       <w:rPr>
@@ -5069,8 +4525,8 @@
     <w:tblGrid>
       <w:gridCol w:w="2084"/>
       <w:gridCol w:w="5996"/>
-      <w:gridCol w:w="993"/>
-      <w:gridCol w:w="1700"/>
+      <w:gridCol w:w="851"/>
+      <w:gridCol w:w="1842"/>
     </w:tblGrid>
     <w:tr>
       <w:trPr>
@@ -5130,7 +4586,7 @@
                         <a:blip r:embed="rId1">
                           <a:extLst>
                             <a:ext uri="{28A0092B-C50C-407E-A947-70E740481C1C}">
-                              <a14:useLocalDpi xmlns:a14="http://schemas.microsoft.com/office/drawing/2010/main" xmlns:wps="http://schemas.microsoft.com/office/word/2010/wordprocessingShape" xmlns:wpi="http://schemas.microsoft.com/office/word/2010/wordprocessingInk" xmlns:wpg="http://schemas.microsoft.com/office/word/2010/wordprocessingGroup" xmlns:w16se="http://schemas.microsoft.com/office/word/2015/wordml/symex" xmlns:w16sdtfl="http://schemas.microsoft.com/office/word/2024/wordml/sdtformatlock" xmlns:w16sdtdh="http://schemas.microsoft.com/office/word/2020/wordml/sdtdatahash" xmlns:w16du="http://schemas.microsoft.com/office/word/2023/wordml/word16du" xmlns:w16="http://schemas.microsoft.com/office/word/2018/wordml" xmlns:w16cid="http://schemas.microsoft.com/office/word/2016/wordml/cid" xmlns:w16cex="http://schemas.microsoft.com/office/word/2018/wordml/cex" xmlns:w15="http://schemas.microsoft.com/office/word/2012/wordml" xmlns:w14="http://schemas.microsoft.com/office/word/2010/wordml" xmlns:w="http://schemas.openxmlformats.org/wordprocessingml/2006/main" xmlns:w10="urn:schemas-microsoft-com:office:word" xmlns:wp14="http://schemas.microsoft.com/office/word/2010/wordprocessingDrawing" xmlns:v="urn:schemas-microsoft-com:vml" xmlns:oel="http://schemas.microsoft.com/office/2019/extlst" xmlns:o="urn:schemas-microsoft-com:office:office" xmlns:am3d="http://schemas.microsoft.com/office/drawing/2017/model3d" xmlns:aink="http://schemas.microsoft.com/office/drawing/2016/ink" xmlns:mc="http://schemas.openxmlformats.org/markup-compatibility/2006" xmlns:cx8="http://schemas.microsoft.com/office/drawing/2016/5/14/chartex" xmlns:cx7="http://schemas.microsoft.com/office/drawing/2016/5/13/chartex" xmlns:cx6="http://schemas.microsoft.com/office/drawing/2016/5/12/chartex" xmlns:cx5="http://schemas.microsoft.com/office/drawing/2016/5/11/chartex" xmlns:cx4="http://schemas.microsoft.com/office/drawing/2016/5/10/chartex" xmlns:cx3="http://schemas.microsoft.com/office/drawing/2016/5/9/chartex" xmlns:cx2="http://schemas.microsoft.com/office/drawing/2015/10/21/chartex" xmlns:cx1="http://schemas.microsoft.com/office/drawing/2015/9/8/chartex" xmlns:cx="http://schemas.microsoft.com/office/drawing/2014/chartex" xmlns:wpc="http://schemas.microsoft.com/office/word/2010/wordprocessingCanvas" xmlns="" val="0"/>
+                              <a14:useLocalDpi xmlns="" xmlns:wpc="http://schemas.microsoft.com/office/word/2010/wordprocessingCanvas" xmlns:cx="http://schemas.microsoft.com/office/drawing/2014/chartex" xmlns:cx1="http://schemas.microsoft.com/office/drawing/2015/9/8/chartex" xmlns:cx2="http://schemas.microsoft.com/office/drawing/2015/10/21/chartex" xmlns:cx3="http://schemas.microsoft.com/office/drawing/2016/5/9/chartex" xmlns:cx4="http://schemas.microsoft.com/office/drawing/2016/5/10/chartex" xmlns:cx5="http://schemas.microsoft.com/office/drawing/2016/5/11/chartex" xmlns:cx6="http://schemas.microsoft.com/office/drawing/2016/5/12/chartex" xmlns:cx7="http://schemas.microsoft.com/office/drawing/2016/5/13/chartex" xmlns:cx8="http://schemas.microsoft.com/office/drawing/2016/5/14/chartex" xmlns:mc="http://schemas.openxmlformats.org/markup-compatibility/2006" xmlns:aink="http://schemas.microsoft.com/office/drawing/2016/ink" xmlns:am3d="http://schemas.microsoft.com/office/drawing/2017/model3d" xmlns:o="urn:schemas-microsoft-com:office:office" xmlns:oel="http://schemas.microsoft.com/office/2019/extlst" xmlns:v="urn:schemas-microsoft-com:vml" xmlns:wp14="http://schemas.microsoft.com/office/word/2010/wordprocessingDrawing" xmlns:w10="urn:schemas-microsoft-com:office:word" xmlns:w="http://schemas.openxmlformats.org/wordprocessingml/2006/main" xmlns:w14="http://schemas.microsoft.com/office/word/2010/wordml" xmlns:w15="http://schemas.microsoft.com/office/word/2012/wordml" xmlns:w16cex="http://schemas.microsoft.com/office/word/2018/wordml/cex" xmlns:w16cid="http://schemas.microsoft.com/office/word/2016/wordml/cid" xmlns:w16="http://schemas.microsoft.com/office/word/2018/wordml" xmlns:w16du="http://schemas.microsoft.com/office/word/2023/wordml/word16du" xmlns:w16sdtdh="http://schemas.microsoft.com/office/word/2020/wordml/sdtdatahash" xmlns:w16sdtfl="http://schemas.microsoft.com/office/word/2024/wordml/sdtformatlock" xmlns:w16se="http://schemas.microsoft.com/office/word/2015/wordml/symex" xmlns:wpg="http://schemas.microsoft.com/office/word/2010/wordprocessingGroup" xmlns:wpi="http://schemas.microsoft.com/office/word/2010/wordprocessingInk" xmlns:wps="http://schemas.microsoft.com/office/word/2010/wordprocessingShape" xmlns:a14="http://schemas.microsoft.com/office/drawing/2010/main" val="0"/>
                             </a:ext>
                           </a:extLst>
                         </a:blip>
@@ -5190,7 +4646,6 @@
           <w:pPr>
             <w:widowControl/>
             <w:spacing w:after="0" w:line="0" w:lineRule="atLeast"/>
-            <w:jc w:val="center"/>
             <w:rPr>
               <w:rFonts w:eastAsia="Times New Roman"/>
               <w:b/>
@@ -5243,7 +4698,7 @@
       </w:tc>
       <w:tc>
         <w:tcPr>
-          <w:tcW w:w="461" w:type="pct"/>
+          <w:tcW w:w="395" w:type="pct"/>
           <w:tcMar>
             <w:top w:w="0" w:type="dxa"/>
             <w:left w:w="115" w:type="dxa"/>
@@ -5278,7 +4733,7 @@
       </w:tc>
       <w:tc>
         <w:tcPr>
-          <w:tcW w:w="789" w:type="pct"/>
+          <w:tcW w:w="855" w:type="pct"/>
           <w:tcMar>
             <w:top w:w="0" w:type="dxa"/>
             <w:left w:w="115" w:type="dxa"/>
@@ -5298,25 +4753,23 @@
           </w:pPr>
           <w:r>
             <w:rPr>
-              <w:rFonts w:ascii="Times New Roman" w:eastAsia="Times New Roman" w:hAnsi="Times New Roman" w:cs="Times New Roman"/>
               <w:noProof/>
-              <w:color w:val="auto"/>
-              <w:sz w:val="24"/>
-              <w:szCs w:val="24"/>
+              <w:sz w:val="20"/>
+              <w:szCs w:val="20"/>
             </w:rPr>
             <w:drawing>
-              <wp:anchor distT="0" distB="0" distL="114300" distR="114300" simplePos="0" relativeHeight="251658240" behindDoc="1" locked="0" layoutInCell="1" allowOverlap="1">
+              <wp:anchor distT="0" distB="0" distL="114300" distR="114300" simplePos="0" relativeHeight="251659264" behindDoc="1" locked="0" layoutInCell="1" allowOverlap="1">
                 <wp:simplePos x="0" y="0"/>
                 <wp:positionH relativeFrom="column">
-                  <wp:posOffset>-167640</wp:posOffset>
+                  <wp:posOffset>434975</wp:posOffset>
                 </wp:positionH>
                 <wp:positionV relativeFrom="paragraph">
-                  <wp:posOffset>175895</wp:posOffset>
+                  <wp:posOffset>-4445</wp:posOffset>
                 </wp:positionV>
-                <wp:extent cx="942975" cy="409575"/>
-                <wp:effectExtent l="0" t="0" r="9525" b="0"/>
+                <wp:extent cx="581025" cy="581025"/>
+                <wp:effectExtent l="19050" t="0" r="9525" b="0"/>
                 <wp:wrapNone/>
-                <wp:docPr id="319957702" name="Imagem 2"/>
+                <wp:docPr id="1" name="Imagem 1" descr="D:\Programa Sopro 2026\funcional.jpg"/>
                 <wp:cNvGraphicFramePr>
                   <a:graphicFrameLocks xmlns:a="http://schemas.openxmlformats.org/drawingml/2006/main" noChangeAspect="1"/>
                 </wp:cNvGraphicFramePr>
@@ -5324,19 +4777,13 @@
                   <a:graphicData uri="http://schemas.openxmlformats.org/drawingml/2006/picture">
                     <pic:pic xmlns:pic="http://schemas.openxmlformats.org/drawingml/2006/picture">
                       <pic:nvPicPr>
-                        <pic:cNvPr id="0" name="Picture 3"/>
+                        <pic:cNvPr id="0" name="Picture 1" descr="D:\Programa Sopro 2026\funcional.jpg"/>
                         <pic:cNvPicPr>
                           <a:picLocks noChangeAspect="1" noChangeArrowheads="1"/>
                         </pic:cNvPicPr>
                       </pic:nvPicPr>
                       <pic:blipFill>
-                        <a:blip r:embed="rId2">
-                          <a:extLst>
-                            <a:ext uri="{28A0092B-C50C-407E-A947-70E740481C1C}">
-                              <a14:useLocalDpi xmlns:a14="http://schemas.microsoft.com/office/drawing/2010/main" xmlns:wps="http://schemas.microsoft.com/office/word/2010/wordprocessingShape" xmlns:wpi="http://schemas.microsoft.com/office/word/2010/wordprocessingInk" xmlns:wpg="http://schemas.microsoft.com/office/word/2010/wordprocessingGroup" xmlns:w16se="http://schemas.microsoft.com/office/word/2015/wordml/symex" xmlns:w16sdtfl="http://schemas.microsoft.com/office/word/2024/wordml/sdtformatlock" xmlns:w16sdtdh="http://schemas.microsoft.com/office/word/2020/wordml/sdtdatahash" xmlns:w16du="http://schemas.microsoft.com/office/word/2023/wordml/word16du" xmlns:w16="http://schemas.microsoft.com/office/word/2018/wordml" xmlns:w16cid="http://schemas.microsoft.com/office/word/2016/wordml/cid" xmlns:w16cex="http://schemas.microsoft.com/office/word/2018/wordml/cex" xmlns:w15="http://schemas.microsoft.com/office/word/2012/wordml" xmlns:w14="http://schemas.microsoft.com/office/word/2010/wordml" xmlns:w="http://schemas.openxmlformats.org/wordprocessingml/2006/main" xmlns:w10="urn:schemas-microsoft-com:office:word" xmlns:wp14="http://schemas.microsoft.com/office/word/2010/wordprocessingDrawing" xmlns:v="urn:schemas-microsoft-com:vml" xmlns:oel="http://schemas.microsoft.com/office/2019/extlst" xmlns:o="urn:schemas-microsoft-com:office:office" xmlns:am3d="http://schemas.microsoft.com/office/drawing/2017/model3d" xmlns:aink="http://schemas.microsoft.com/office/drawing/2016/ink" xmlns:mc="http://schemas.openxmlformats.org/markup-compatibility/2006" xmlns:cx8="http://schemas.microsoft.com/office/drawing/2016/5/14/chartex" xmlns:cx7="http://schemas.microsoft.com/office/drawing/2016/5/13/chartex" xmlns:cx6="http://schemas.microsoft.com/office/drawing/2016/5/12/chartex" xmlns:cx5="http://schemas.microsoft.com/office/drawing/2016/5/11/chartex" xmlns:cx4="http://schemas.microsoft.com/office/drawing/2016/5/10/chartex" xmlns:cx3="http://schemas.microsoft.com/office/drawing/2016/5/9/chartex" xmlns:cx2="http://schemas.microsoft.com/office/drawing/2015/10/21/chartex" xmlns:cx1="http://schemas.microsoft.com/office/drawing/2015/9/8/chartex" xmlns:cx="http://schemas.microsoft.com/office/drawing/2014/chartex" xmlns:wpc="http://schemas.microsoft.com/office/word/2010/wordprocessingCanvas" xmlns="" val="0"/>
-                            </a:ext>
-                          </a:extLst>
-                        </a:blip>
+                        <a:blip r:embed="rId2"/>
                         <a:srcRect/>
                         <a:stretch>
                           <a:fillRect/>
@@ -5345,14 +4792,17 @@
                       <pic:spPr bwMode="auto">
                         <a:xfrm>
                           <a:off x="0" y="0"/>
-                          <a:ext cx="942975" cy="409575"/>
+                          <a:ext cx="581025" cy="581025"/>
                         </a:xfrm>
                         <a:prstGeom prst="rect">
                           <a:avLst/>
                         </a:prstGeom>
                         <a:noFill/>
-                        <a:ln>
+                        <a:ln w="9525">
                           <a:noFill/>
+                          <a:miter lim="800000"/>
+                          <a:headEnd/>
+                          <a:tailEnd/>
                         </a:ln>
                       </pic:spPr>
                     </pic:pic>
@@ -5410,7 +4860,7 @@
       </w:tc>
       <w:tc>
         <w:tcPr>
-          <w:tcW w:w="461" w:type="pct"/>
+          <w:tcW w:w="395" w:type="pct"/>
           <w:tcMar>
             <w:top w:w="0" w:type="dxa"/>
             <w:left w:w="115" w:type="dxa"/>
@@ -5432,7 +4882,7 @@
       </w:tc>
       <w:tc>
         <w:tcPr>
-          <w:tcW w:w="789" w:type="pct"/>
+          <w:tcW w:w="855" w:type="pct"/>
           <w:tcMar>
             <w:top w:w="0" w:type="dxa"/>
             <w:left w:w="115" w:type="dxa"/>
@@ -5499,7 +4949,7 @@
       </w:tc>
       <w:tc>
         <w:tcPr>
-          <w:tcW w:w="461" w:type="pct"/>
+          <w:tcW w:w="395" w:type="pct"/>
           <w:tcMar>
             <w:top w:w="0" w:type="dxa"/>
             <w:left w:w="115" w:type="dxa"/>
@@ -5521,7 +4971,7 @@
       </w:tc>
       <w:tc>
         <w:tcPr>
-          <w:tcW w:w="789" w:type="pct"/>
+          <w:tcW w:w="855" w:type="pct"/>
           <w:tcMar>
             <w:top w:w="0" w:type="dxa"/>
             <w:left w:w="115" w:type="dxa"/>
@@ -8946,7 +8396,6 @@
   <w:style w:type="character" w:default="1" w:styleId="Fontepargpadro">
     <w:name w:val="Default Paragraph Font"/>
     <w:uiPriority w:val="1"/>
-    <w:semiHidden/>
     <w:unhideWhenUsed/>
   </w:style>
   <w:style w:type="table" w:default="1" w:styleId="Tabelanormal">
@@ -9852,7 +9301,7 @@
   <a:extraClrSchemeLst/>
   <a:extLst>
     <a:ext uri="{05A4C25C-085E-4340-85A3-A5531E510DB2}">
-      <thm15:themeFamily xmlns:thm15="http://schemas.microsoft.com/office/thememl/2012/main" xmlns="" name="Office Theme" id="{62F939B6-93AF-4DB8-9C6B-D6C7DFDC589F}" vid="{4A3C46E8-61CC-4603-A589-7422A47A8E4A}"/>
+      <thm15:themeFamily xmlns="" xmlns:thm15="http://schemas.microsoft.com/office/thememl/2012/main" name="Office Theme" id="{62F939B6-93AF-4DB8-9C6B-D6C7DFDC589F}" vid="{4A3C46E8-61CC-4603-A589-7422A47A8E4A}"/>
     </a:ext>
   </a:extLst>
 </a:theme>
@@ -9863,7 +9312,7 @@
 </file>
 
 <file path=customXml/itemProps1.xml><?xml version="1.0" encoding="utf-8"?>
-<ds:datastoreItem xmlns:ds="http://schemas.openxmlformats.org/officeDocument/2006/customXml" ds:itemID="{060D8D47-312A-4109-BA28-2D5DBE8B1A6A}">
+<ds:datastoreItem xmlns:ds="http://schemas.openxmlformats.org/officeDocument/2006/customXml" ds:itemID="{289578D8-CA8E-478F-9A18-EEC3B9B9ABB0}">
   <ds:schemaRefs>
     <ds:schemaRef ds:uri="http://schemas.openxmlformats.org/officeDocument/2006/bibliography"/>
   </ds:schemaRefs>
